--- a/DAY-9/Lab Exercise - Deploy Multi-Container Microservices Application on AKS with Horizontal Pod Autoscaler (HPA).docx
+++ b/DAY-9/Lab Exercise - Deploy Multi-Container Microservices Application on AKS with Horizontal Pod Autoscaler (HPA).docx
@@ -274,7 +274,7 @@
           <w:color w:val="000000" w:themeColor="text1"/>
         </w:rPr>
         <w:pict w14:anchorId="1874AA9A">
-          <v:rect id="_x0000_i1516" style="width:0;height:1.5pt" o:hralign="center" o:hrstd="t" o:hr="t" fillcolor="#a0a0a0" stroked="f"/>
+          <v:rect id="_x0000_i1026" style="width:0;height:1.5pt" o:hralign="center" o:hrstd="t" o:hr="t" fillcolor="#a0a0a0" stroked="f"/>
         </w:pict>
       </w:r>
     </w:p>
@@ -425,7 +425,7 @@
           <w:color w:val="000000" w:themeColor="text1"/>
         </w:rPr>
         <w:pict w14:anchorId="4EC19F73">
-          <v:rect id="_x0000_i1517" style="width:0;height:1.5pt" o:hralign="center" o:hrstd="t" o:hr="t" fillcolor="#a0a0a0" stroked="f"/>
+          <v:rect id="_x0000_i1027" style="width:0;height:1.5pt" o:hralign="center" o:hrstd="t" o:hr="t" fillcolor="#a0a0a0" stroked="f"/>
         </w:pict>
       </w:r>
     </w:p>
@@ -620,7 +620,7 @@
           <w:color w:val="000000" w:themeColor="text1"/>
         </w:rPr>
         <w:pict w14:anchorId="750EDFE2">
-          <v:rect id="_x0000_i1518" style="width:0;height:1.5pt" o:hralign="center" o:hrstd="t" o:hr="t" fillcolor="#a0a0a0" stroked="f"/>
+          <v:rect id="_x0000_i1028" style="width:0;height:1.5pt" o:hralign="center" o:hrstd="t" o:hr="t" fillcolor="#a0a0a0" stroked="f"/>
         </w:pict>
       </w:r>
     </w:p>
@@ -727,7 +727,7 @@
           <w:color w:val="000000" w:themeColor="text1"/>
         </w:rPr>
         <w:pict w14:anchorId="56AFCA86">
-          <v:rect id="_x0000_i1519" style="width:0;height:1.5pt" o:hralign="center" o:hrstd="t" o:hr="t" fillcolor="#a0a0a0" stroked="f"/>
+          <v:rect id="_x0000_i1029" style="width:0;height:1.5pt" o:hralign="center" o:hrstd="t" o:hr="t" fillcolor="#a0a0a0" stroked="f"/>
         </w:pict>
       </w:r>
     </w:p>
@@ -1194,7 +1194,7 @@
           <w:color w:val="000000" w:themeColor="text1"/>
         </w:rPr>
         <w:pict w14:anchorId="30F96666">
-          <v:rect id="_x0000_i1520" style="width:0;height:1.5pt" o:hralign="center" o:hrstd="t" o:hr="t" fillcolor="#a0a0a0" stroked="f"/>
+          <v:rect id="_x0000_i1030" style="width:0;height:1.5pt" o:hralign="center" o:hrstd="t" o:hr="t" fillcolor="#a0a0a0" stroked="f"/>
         </w:pict>
       </w:r>
     </w:p>
@@ -1322,7 +1322,7 @@
           <w:color w:val="000000" w:themeColor="text1"/>
         </w:rPr>
         <w:pict w14:anchorId="6ADA2A39">
-          <v:rect id="_x0000_i1521" style="width:0;height:1.5pt" o:hralign="center" o:hrstd="t" o:hr="t" fillcolor="#a0a0a0" stroked="f"/>
+          <v:rect id="_x0000_i1031" style="width:0;height:1.5pt" o:hralign="center" o:hrstd="t" o:hr="t" fillcolor="#a0a0a0" stroked="f"/>
         </w:pict>
       </w:r>
     </w:p>
@@ -1436,7 +1436,7 @@
           <w:color w:val="000000" w:themeColor="text1"/>
         </w:rPr>
         <w:pict w14:anchorId="4E92BE5F">
-          <v:rect id="_x0000_i1522" style="width:0;height:1.5pt" o:hralign="center" o:hrstd="t" o:hr="t" fillcolor="#a0a0a0" stroked="f"/>
+          <v:rect id="_x0000_i1032" style="width:0;height:1.5pt" o:hralign="center" o:hrstd="t" o:hr="t" fillcolor="#a0a0a0" stroked="f"/>
         </w:pict>
       </w:r>
     </w:p>
@@ -1709,7 +1709,7 @@
           <w:color w:val="000000" w:themeColor="text1"/>
         </w:rPr>
         <w:pict w14:anchorId="6E9E317A">
-          <v:rect id="_x0000_i1523" style="width:0;height:1.5pt" o:hralign="center" o:hrstd="t" o:hr="t" fillcolor="#a0a0a0" stroked="f"/>
+          <v:rect id="_x0000_i1033" style="width:0;height:1.5pt" o:hralign="center" o:hrstd="t" o:hr="t" fillcolor="#a0a0a0" stroked="f"/>
         </w:pict>
       </w:r>
     </w:p>
@@ -1861,7 +1861,7 @@
           <w:color w:val="000000" w:themeColor="text1"/>
         </w:rPr>
         <w:pict w14:anchorId="45DD15E6">
-          <v:rect id="_x0000_i1524" style="width:0;height:1.5pt" o:hralign="center" o:hrstd="t" o:hr="t" fillcolor="#a0a0a0" stroked="f"/>
+          <v:rect id="_x0000_i1034" style="width:0;height:1.5pt" o:hralign="center" o:hrstd="t" o:hr="t" fillcolor="#a0a0a0" stroked="f"/>
         </w:pict>
       </w:r>
     </w:p>
@@ -1975,7 +1975,7 @@
         </w:rPr>
         <w:lastRenderedPageBreak/>
         <w:pict w14:anchorId="4D9DE6B4">
-          <v:rect id="_x0000_i1525" style="width:0;height:1.5pt" o:hralign="center" o:hrstd="t" o:hr="t" fillcolor="#a0a0a0" stroked="f"/>
+          <v:rect id="_x0000_i1035" style="width:0;height:1.5pt" o:hralign="center" o:hrstd="t" o:hr="t" fillcolor="#a0a0a0" stroked="f"/>
         </w:pict>
       </w:r>
     </w:p>
@@ -2119,7 +2119,7 @@
           <w:color w:val="000000" w:themeColor="text1"/>
         </w:rPr>
         <w:pict w14:anchorId="3DA8728A">
-          <v:rect id="_x0000_i1526" style="width:0;height:1.5pt" o:hralign="center" o:hrstd="t" o:hr="t" fillcolor="#a0a0a0" stroked="f"/>
+          <v:rect id="_x0000_i1036" style="width:0;height:1.5pt" o:hralign="center" o:hrstd="t" o:hr="t" fillcolor="#a0a0a0" stroked="f"/>
         </w:pict>
       </w:r>
     </w:p>
@@ -2232,7 +2232,7 @@
           <w:color w:val="000000" w:themeColor="text1"/>
         </w:rPr>
         <w:pict w14:anchorId="023EE83C">
-          <v:rect id="_x0000_i1527" style="width:0;height:1.5pt" o:hralign="center" o:hrstd="t" o:hr="t" fillcolor="#a0a0a0" stroked="f"/>
+          <v:rect id="_x0000_i1037" style="width:0;height:1.5pt" o:hralign="center" o:hrstd="t" o:hr="t" fillcolor="#a0a0a0" stroked="f"/>
         </w:pict>
       </w:r>
     </w:p>
@@ -2304,7 +2304,7 @@
           <w:color w:val="000000" w:themeColor="text1"/>
         </w:rPr>
         <w:pict w14:anchorId="425FFFF1">
-          <v:rect id="_x0000_i1528" style="width:0;height:1.5pt" o:hralign="center" o:hrstd="t" o:hr="t" fillcolor="#a0a0a0" stroked="f"/>
+          <v:rect id="_x0000_i1038" style="width:0;height:1.5pt" o:hralign="center" o:hrstd="t" o:hr="t" fillcolor="#a0a0a0" stroked="f"/>
         </w:pict>
       </w:r>
     </w:p>
@@ -2389,6 +2389,13 @@
     </w:p>
     <w:p>
       <w:pPr>
+        <w:pBdr>
+          <w:top w:val="single" w:sz="4" w:space="1" w:color="auto"/>
+          <w:left w:val="single" w:sz="4" w:space="4" w:color="auto"/>
+          <w:bottom w:val="single" w:sz="4" w:space="1" w:color="auto"/>
+          <w:right w:val="single" w:sz="4" w:space="4" w:color="auto"/>
+        </w:pBdr>
+        <w:shd w:val="clear" w:color="auto" w:fill="F2F2F2" w:themeFill="background1" w:themeFillShade="F2"/>
         <w:spacing w:after="0" w:line="480" w:lineRule="auto"/>
         <w:rPr>
           <w:rFonts w:ascii="Georgia Pro" w:eastAsia="Georgia Pro" w:hAnsi="Georgia Pro" w:cs="Georgia Pro"/>
@@ -2426,7 +2433,7 @@
           <w:color w:val="000000" w:themeColor="text1"/>
         </w:rPr>
         <w:pict w14:anchorId="77EA9897">
-          <v:rect id="_x0000_i1529" style="width:0;height:1.5pt" o:hralign="center" o:hrstd="t" o:hr="t" fillcolor="#a0a0a0" stroked="f"/>
+          <v:rect id="_x0000_i1039" style="width:0;height:1.5pt" o:hralign="center" o:hrstd="t" o:hr="t" fillcolor="#a0a0a0" stroked="f"/>
         </w:pict>
       </w:r>
     </w:p>
@@ -2506,7 +2513,7 @@
           <w:color w:val="000000" w:themeColor="text1"/>
         </w:rPr>
         <w:pict w14:anchorId="7DECDA1A">
-          <v:rect id="_x0000_i1530" style="width:0;height:1.5pt" o:hralign="center" o:hrstd="t" o:hr="t" fillcolor="#a0a0a0" stroked="f"/>
+          <v:rect id="_x0000_i1040" style="width:0;height:1.5pt" o:hralign="center" o:hrstd="t" o:hr="t" fillcolor="#a0a0a0" stroked="f"/>
         </w:pict>
       </w:r>
     </w:p>
@@ -2648,7 +2655,7 @@
           <w:color w:val="000000" w:themeColor="text1"/>
         </w:rPr>
         <w:pict w14:anchorId="02782464">
-          <v:rect id="_x0000_i1531" style="width:0;height:1.5pt" o:hralign="center" o:hrstd="t" o:hr="t" fillcolor="#a0a0a0" stroked="f"/>
+          <v:rect id="_x0000_i1041" style="width:0;height:1.5pt" o:hralign="center" o:hrstd="t" o:hr="t" fillcolor="#a0a0a0" stroked="f"/>
         </w:pict>
       </w:r>
     </w:p>
@@ -2720,7 +2727,7 @@
           <w:color w:val="000000" w:themeColor="text1"/>
         </w:rPr>
         <w:pict w14:anchorId="5618B711">
-          <v:rect id="_x0000_i1532" style="width:0;height:1.5pt" o:hralign="center" o:hrstd="t" o:hr="t" fillcolor="#a0a0a0" stroked="f"/>
+          <v:rect id="_x0000_i1042" style="width:0;height:1.5pt" o:hralign="center" o:hrstd="t" o:hr="t" fillcolor="#a0a0a0" stroked="f"/>
         </w:pict>
       </w:r>
     </w:p>
@@ -2805,6 +2812,13 @@
     </w:p>
     <w:p>
       <w:pPr>
+        <w:pBdr>
+          <w:top w:val="single" w:sz="4" w:space="1" w:color="auto"/>
+          <w:left w:val="single" w:sz="4" w:space="4" w:color="auto"/>
+          <w:bottom w:val="single" w:sz="4" w:space="1" w:color="auto"/>
+          <w:right w:val="single" w:sz="4" w:space="4" w:color="auto"/>
+        </w:pBdr>
+        <w:shd w:val="clear" w:color="auto" w:fill="F2F2F2" w:themeFill="background1" w:themeFillShade="F2"/>
         <w:spacing w:after="0" w:line="480" w:lineRule="auto"/>
         <w:rPr>
           <w:rFonts w:ascii="Georgia Pro" w:eastAsia="Georgia Pro" w:hAnsi="Georgia Pro" w:cs="Georgia Pro"/>
@@ -2849,7 +2863,7 @@
           <w:color w:val="000000" w:themeColor="text1"/>
         </w:rPr>
         <w:pict w14:anchorId="0D33DD80">
-          <v:rect id="_x0000_i1533" style="width:0;height:1.5pt" o:hralign="center" o:hrstd="t" o:hr="t" fillcolor="#a0a0a0" stroked="f"/>
+          <v:rect id="_x0000_i1043" style="width:0;height:1.5pt" o:hralign="center" o:hrstd="t" o:hr="t" fillcolor="#a0a0a0" stroked="f"/>
         </w:pict>
       </w:r>
     </w:p>
@@ -2962,7 +2976,7 @@
           <w:color w:val="000000" w:themeColor="text1"/>
         </w:rPr>
         <w:pict w14:anchorId="19C52535">
-          <v:rect id="_x0000_i1534" style="width:0;height:1.5pt" o:hralign="center" o:hrstd="t" o:hr="t" fillcolor="#a0a0a0" stroked="f"/>
+          <v:rect id="_x0000_i1044" style="width:0;height:1.5pt" o:hralign="center" o:hrstd="t" o:hr="t" fillcolor="#a0a0a0" stroked="f"/>
         </w:pict>
       </w:r>
     </w:p>
@@ -3050,7 +3064,7 @@
           <w:color w:val="000000" w:themeColor="text1"/>
         </w:rPr>
         <w:pict w14:anchorId="3B313473">
-          <v:rect id="_x0000_i1535" style="width:0;height:1.5pt" o:hralign="center" o:hrstd="t" o:hr="t" fillcolor="#a0a0a0" stroked="f"/>
+          <v:rect id="_x0000_i1045" style="width:0;height:1.5pt" o:hralign="center" o:hrstd="t" o:hr="t" fillcolor="#a0a0a0" stroked="f"/>
         </w:pict>
       </w:r>
     </w:p>
@@ -3150,7 +3164,7 @@
           <w:color w:val="000000" w:themeColor="text1"/>
         </w:rPr>
         <w:pict w14:anchorId="69B60394">
-          <v:rect id="_x0000_i1536" style="width:0;height:1.5pt" o:hralign="center" o:hrstd="t" o:hr="t" fillcolor="#a0a0a0" stroked="f"/>
+          <v:rect id="_x0000_i1046" style="width:0;height:1.5pt" o:hralign="center" o:hrstd="t" o:hr="t" fillcolor="#a0a0a0" stroked="f"/>
         </w:pict>
       </w:r>
     </w:p>
@@ -3247,7 +3261,7 @@
           <w:color w:val="000000" w:themeColor="text1"/>
         </w:rPr>
         <w:pict w14:anchorId="06B442E0">
-          <v:rect id="_x0000_i1537" style="width:0;height:1.5pt" o:hralign="center" o:hrstd="t" o:hr="t" fillcolor="#a0a0a0" stroked="f"/>
+          <v:rect id="_x0000_i1047" style="width:0;height:1.5pt" o:hralign="center" o:hrstd="t" o:hr="t" fillcolor="#a0a0a0" stroked="f"/>
         </w:pict>
       </w:r>
     </w:p>
@@ -3313,6 +3327,56 @@
         </w:rPr>
         <w:t xml:space="preserve"> deployment.</w:t>
       </w:r>
+    </w:p>
+    <w:p>
+      <w:pPr>
+        <w:pBdr>
+          <w:top w:val="single" w:sz="4" w:space="1" w:color="auto"/>
+          <w:left w:val="single" w:sz="4" w:space="4" w:color="auto"/>
+          <w:bottom w:val="single" w:sz="4" w:space="1" w:color="auto"/>
+          <w:right w:val="single" w:sz="4" w:space="4" w:color="auto"/>
+        </w:pBdr>
+        <w:shd w:val="clear" w:color="auto" w:fill="F2F2F2" w:themeFill="background1" w:themeFillShade="F2"/>
+        <w:spacing w:after="0" w:line="480" w:lineRule="auto"/>
+        <w:rPr>
+          <w:rFonts w:ascii="Georgia Pro" w:eastAsia="Georgia Pro" w:hAnsi="Georgia Pro" w:cs="Georgia Pro"/>
+          <w:color w:val="000000" w:themeColor="text1"/>
+        </w:rPr>
+      </w:pPr>
+      <w:proofErr w:type="spellStart"/>
+      <w:r>
+        <w:rPr>
+          <w:rFonts w:ascii="Georgia Pro" w:eastAsia="Georgia Pro" w:hAnsi="Georgia Pro" w:cs="Georgia Pro"/>
+          <w:color w:val="000000" w:themeColor="text1"/>
+        </w:rPr>
+        <w:t>kubectl</w:t>
+      </w:r>
+      <w:proofErr w:type="spellEnd"/>
+      <w:r>
+        <w:rPr>
+          <w:rFonts w:ascii="Georgia Pro" w:eastAsia="Georgia Pro" w:hAnsi="Georgia Pro" w:cs="Georgia Pro"/>
+          <w:color w:val="000000" w:themeColor="text1"/>
+        </w:rPr>
+        <w:t xml:space="preserve"> apply -f </w:t>
+      </w:r>
+      <w:hyperlink r:id="rId7" w:history="1">
+        <w:r>
+          <w:rPr>
+            <w:rStyle w:val="Hyperlink"/>
+            <w:rFonts w:ascii="Georgia Pro" w:eastAsia="Georgia Pro" w:hAnsi="Georgia Pro" w:cs="Georgia Pro"/>
+          </w:rPr>
+          <w:t>https://k8s.io/examples/application/php-apache.yaml</w:t>
+        </w:r>
+      </w:hyperlink>
+    </w:p>
+    <w:p>
+      <w:pPr>
+        <w:spacing w:after="0" w:line="480" w:lineRule="auto"/>
+        <w:rPr>
+          <w:rFonts w:ascii="Georgia Pro" w:eastAsia="Georgia Pro" w:hAnsi="Georgia Pro" w:cs="Georgia Pro"/>
+          <w:color w:val="000000" w:themeColor="text1"/>
+        </w:rPr>
+      </w:pPr>
     </w:p>
     <w:p>
       <w:pPr>
@@ -3337,14 +3401,7 @@
           <w:rFonts w:ascii="Georgia Pro" w:eastAsia="Georgia Pro" w:hAnsi="Georgia Pro" w:cs="Georgia Pro"/>
           <w:color w:val="000000" w:themeColor="text1"/>
         </w:rPr>
-        <w:t>K</w:t>
-      </w:r>
-      <w:r>
-        <w:rPr>
-          <w:rFonts w:ascii="Georgia Pro" w:eastAsia="Georgia Pro" w:hAnsi="Georgia Pro" w:cs="Georgia Pro"/>
-          <w:color w:val="000000" w:themeColor="text1"/>
-        </w:rPr>
-        <w:t>ubectl</w:t>
+        <w:t>kubectl</w:t>
       </w:r>
       <w:proofErr w:type="spellEnd"/>
       <w:r>
@@ -3368,15 +3425,7 @@
           <w:rFonts w:ascii="Georgia Pro" w:eastAsia="Georgia Pro" w:hAnsi="Georgia Pro" w:cs="Georgia Pro"/>
           <w:color w:val="000000" w:themeColor="text1"/>
         </w:rPr>
-        <w:t xml:space="preserve"> deployment frontend-app \</w:t>
-      </w:r>
-      <w:r>
-        <w:rPr>
-          <w:rFonts w:ascii="Georgia Pro" w:eastAsia="Georgia Pro" w:hAnsi="Georgia Pro" w:cs="Georgia Pro"/>
-          <w:color w:val="000000" w:themeColor="text1"/>
-        </w:rPr>
-        <w:br/>
-        <w:t>--</w:t>
+        <w:t xml:space="preserve"> deployment </w:t>
       </w:r>
       <w:proofErr w:type="spellStart"/>
       <w:r>
@@ -3384,6 +3433,22 @@
           <w:rFonts w:ascii="Georgia Pro" w:eastAsia="Georgia Pro" w:hAnsi="Georgia Pro" w:cs="Georgia Pro"/>
           <w:color w:val="000000" w:themeColor="text1"/>
         </w:rPr>
+        <w:t>php-apache</w:t>
+      </w:r>
+      <w:proofErr w:type="spellEnd"/>
+      <w:r>
+        <w:rPr>
+          <w:rFonts w:ascii="Georgia Pro" w:eastAsia="Georgia Pro" w:hAnsi="Georgia Pro" w:cs="Georgia Pro"/>
+          <w:color w:val="000000" w:themeColor="text1"/>
+        </w:rPr>
+        <w:t xml:space="preserve"> --</w:t>
+      </w:r>
+      <w:proofErr w:type="spellStart"/>
+      <w:r>
+        <w:rPr>
+          <w:rFonts w:ascii="Georgia Pro" w:eastAsia="Georgia Pro" w:hAnsi="Georgia Pro" w:cs="Georgia Pro"/>
+          <w:color w:val="000000" w:themeColor="text1"/>
+        </w:rPr>
         <w:t>cpu</w:t>
       </w:r>
       <w:proofErr w:type="spellEnd"/>
@@ -3392,42 +3457,19 @@
           <w:rFonts w:ascii="Georgia Pro" w:eastAsia="Georgia Pro" w:hAnsi="Georgia Pro" w:cs="Georgia Pro"/>
           <w:color w:val="000000" w:themeColor="text1"/>
         </w:rPr>
-        <w:t>-percent=50 \</w:t>
-      </w:r>
-      <w:r>
-        <w:rPr>
-          <w:rFonts w:ascii="Georgia Pro" w:eastAsia="Georgia Pro" w:hAnsi="Georgia Pro" w:cs="Georgia Pro"/>
-          <w:color w:val="000000" w:themeColor="text1"/>
-        </w:rPr>
-        <w:br/>
-        <w:t>--min=1 \</w:t>
-      </w:r>
-      <w:r>
-        <w:rPr>
-          <w:rFonts w:ascii="Georgia Pro" w:eastAsia="Georgia Pro" w:hAnsi="Georgia Pro" w:cs="Georgia Pro"/>
-          <w:color w:val="000000" w:themeColor="text1"/>
-        </w:rPr>
-        <w:br/>
-        <w:t>--max=5</w:t>
-      </w:r>
-    </w:p>
-    <w:p>
-      <w:pPr>
-        <w:spacing w:after="0" w:line="480" w:lineRule="auto"/>
-        <w:rPr>
-          <w:rFonts w:ascii="Georgia Pro" w:eastAsia="Georgia Pro" w:hAnsi="Georgia Pro" w:cs="Georgia Pro"/>
-          <w:color w:val="000000" w:themeColor="text1"/>
-        </w:rPr>
-      </w:pPr>
-      <w:r>
-        <w:rPr>
-          <w:rFonts w:ascii="Georgia Pro" w:eastAsia="Georgia Pro" w:hAnsi="Georgia Pro" w:cs="Georgia Pro"/>
-          <w:color w:val="000000" w:themeColor="text1"/>
-        </w:rPr>
-        <w:pict w14:anchorId="4C763363">
-          <v:rect id="_x0000_i1538" style="width:0;height:1.5pt" o:hralign="center" o:hrstd="t" o:hr="t" fillcolor="#a0a0a0" stroked="f"/>
-        </w:pict>
-      </w:r>
+        <w:t>=50% --min=1 --max=10</w:t>
+      </w:r>
+    </w:p>
+    <w:p>
+      <w:pPr>
+        <w:spacing w:after="0" w:line="480" w:lineRule="auto"/>
+        <w:rPr>
+          <w:rFonts w:ascii="Georgia Pro" w:eastAsia="Georgia Pro" w:hAnsi="Georgia Pro" w:cs="Georgia Pro"/>
+          <w:b/>
+          <w:bCs/>
+          <w:color w:val="000000" w:themeColor="text1"/>
+        </w:rPr>
+      </w:pPr>
     </w:p>
     <w:p>
       <w:pPr>
@@ -3547,7 +3589,7 @@
           <w:color w:val="000000" w:themeColor="text1"/>
         </w:rPr>
         <w:pict w14:anchorId="6D9E36A7">
-          <v:rect id="_x0000_i1539" style="width:0;height:1.5pt" o:hralign="center" o:hrstd="t" o:hr="t" fillcolor="#a0a0a0" stroked="f"/>
+          <v:rect id="_x0000_i1049" style="width:0;height:1.5pt" o:hralign="center" o:hrstd="t" o:hr="t" fillcolor="#a0a0a0" stroked="f"/>
         </w:pict>
       </w:r>
     </w:p>
@@ -3585,6 +3627,614 @@
           <w:color w:val="000000" w:themeColor="text1"/>
         </w:rPr>
         <w:t>Create temporary load generator pod:</w:t>
+      </w:r>
+    </w:p>
+    <w:p>
+      <w:pPr>
+        <w:pBdr>
+          <w:top w:val="single" w:sz="4" w:space="1" w:color="auto"/>
+          <w:left w:val="single" w:sz="4" w:space="4" w:color="auto"/>
+          <w:bottom w:val="single" w:sz="4" w:space="1" w:color="auto"/>
+          <w:right w:val="single" w:sz="4" w:space="4" w:color="auto"/>
+        </w:pBdr>
+        <w:shd w:val="clear" w:color="auto" w:fill="F2F2F2" w:themeFill="background1" w:themeFillShade="F2"/>
+        <w:spacing w:after="0" w:line="480" w:lineRule="auto"/>
+        <w:rPr>
+          <w:rFonts w:ascii="Georgia Pro" w:eastAsia="Georgia Pro" w:hAnsi="Georgia Pro" w:cs="Georgia Pro"/>
+          <w:color w:val="000000" w:themeColor="text1"/>
+        </w:rPr>
+      </w:pPr>
+      <w:proofErr w:type="spellStart"/>
+      <w:r>
+        <w:rPr>
+          <w:rFonts w:ascii="Georgia Pro" w:eastAsia="Georgia Pro" w:hAnsi="Georgia Pro" w:cs="Georgia Pro"/>
+          <w:color w:val="000000" w:themeColor="text1"/>
+        </w:rPr>
+        <w:t>kubectl</w:t>
+      </w:r>
+      <w:proofErr w:type="spellEnd"/>
+      <w:r>
+        <w:rPr>
+          <w:rFonts w:ascii="Georgia Pro" w:eastAsia="Georgia Pro" w:hAnsi="Georgia Pro" w:cs="Georgia Pro"/>
+          <w:color w:val="000000" w:themeColor="text1"/>
+        </w:rPr>
+        <w:t xml:space="preserve"> run -</w:t>
+      </w:r>
+      <w:proofErr w:type="spellStart"/>
+      <w:r>
+        <w:rPr>
+          <w:rFonts w:ascii="Georgia Pro" w:eastAsia="Georgia Pro" w:hAnsi="Georgia Pro" w:cs="Georgia Pro"/>
+          <w:color w:val="000000" w:themeColor="text1"/>
+        </w:rPr>
+        <w:t>i</w:t>
+      </w:r>
+      <w:proofErr w:type="spellEnd"/>
+      <w:r>
+        <w:rPr>
+          <w:rFonts w:ascii="Georgia Pro" w:eastAsia="Georgia Pro" w:hAnsi="Georgia Pro" w:cs="Georgia Pro"/>
+          <w:color w:val="000000" w:themeColor="text1"/>
+        </w:rPr>
+        <w:t xml:space="preserve"> --</w:t>
+      </w:r>
+      <w:proofErr w:type="spellStart"/>
+      <w:r>
+        <w:rPr>
+          <w:rFonts w:ascii="Georgia Pro" w:eastAsia="Georgia Pro" w:hAnsi="Georgia Pro" w:cs="Georgia Pro"/>
+          <w:color w:val="000000" w:themeColor="text1"/>
+        </w:rPr>
+        <w:t>tty</w:t>
+      </w:r>
+      <w:proofErr w:type="spellEnd"/>
+      <w:r>
+        <w:rPr>
+          <w:rFonts w:ascii="Georgia Pro" w:eastAsia="Georgia Pro" w:hAnsi="Georgia Pro" w:cs="Georgia Pro"/>
+          <w:color w:val="000000" w:themeColor="text1"/>
+        </w:rPr>
+        <w:t xml:space="preserve"> load-generator --rm --image=busybox:1.28 --restart=Never -- /bin/</w:t>
+      </w:r>
+      <w:proofErr w:type="spellStart"/>
+      <w:r>
+        <w:rPr>
+          <w:rFonts w:ascii="Georgia Pro" w:eastAsia="Georgia Pro" w:hAnsi="Georgia Pro" w:cs="Georgia Pro"/>
+          <w:color w:val="000000" w:themeColor="text1"/>
+        </w:rPr>
+        <w:t>sh</w:t>
+      </w:r>
+      <w:proofErr w:type="spellEnd"/>
+      <w:r>
+        <w:rPr>
+          <w:rFonts w:ascii="Georgia Pro" w:eastAsia="Georgia Pro" w:hAnsi="Georgia Pro" w:cs="Georgia Pro"/>
+          <w:color w:val="000000" w:themeColor="text1"/>
+        </w:rPr>
+        <w:t xml:space="preserve"> -c "while sleep 0.01; do </w:t>
+      </w:r>
+      <w:proofErr w:type="spellStart"/>
+      <w:r>
+        <w:rPr>
+          <w:rFonts w:ascii="Georgia Pro" w:eastAsia="Georgia Pro" w:hAnsi="Georgia Pro" w:cs="Georgia Pro"/>
+          <w:color w:val="000000" w:themeColor="text1"/>
+        </w:rPr>
+        <w:t>wget</w:t>
+      </w:r>
+      <w:proofErr w:type="spellEnd"/>
+      <w:r>
+        <w:rPr>
+          <w:rFonts w:ascii="Georgia Pro" w:eastAsia="Georgia Pro" w:hAnsi="Georgia Pro" w:cs="Georgia Pro"/>
+          <w:color w:val="000000" w:themeColor="text1"/>
+        </w:rPr>
+        <w:t xml:space="preserve"> -q -O- http://php-apache; done"</w:t>
+      </w:r>
+    </w:p>
+    <w:p>
+      <w:pPr>
+        <w:spacing w:after="0" w:line="480" w:lineRule="auto"/>
+        <w:rPr>
+          <w:rFonts w:ascii="Georgia Pro" w:eastAsia="Georgia Pro" w:hAnsi="Georgia Pro" w:cs="Georgia Pro"/>
+          <w:color w:val="000000" w:themeColor="text1"/>
+        </w:rPr>
+      </w:pPr>
+    </w:p>
+    <w:p>
+      <w:pPr>
+        <w:spacing w:after="0" w:line="480" w:lineRule="auto"/>
+        <w:rPr>
+          <w:rFonts w:ascii="Georgia Pro" w:eastAsia="Georgia Pro" w:hAnsi="Georgia Pro" w:cs="Georgia Pro"/>
+          <w:color w:val="000000" w:themeColor="text1"/>
+        </w:rPr>
+      </w:pPr>
+      <w:r>
+        <w:rPr>
+          <w:rFonts w:ascii="Georgia Pro" w:eastAsia="Georgia Pro" w:hAnsi="Georgia Pro" w:cs="Georgia Pro"/>
+          <w:color w:val="000000" w:themeColor="text1"/>
+        </w:rPr>
+        <w:t>This continuously sends traffic.</w:t>
+      </w:r>
+    </w:p>
+    <w:p>
+      <w:pPr>
+        <w:spacing w:after="0" w:line="480" w:lineRule="auto"/>
+        <w:rPr>
+          <w:rFonts w:ascii="Georgia Pro" w:eastAsia="Georgia Pro" w:hAnsi="Georgia Pro" w:cs="Georgia Pro"/>
+          <w:color w:val="000000" w:themeColor="text1"/>
+        </w:rPr>
+      </w:pPr>
+      <w:r>
+        <w:rPr>
+          <w:rFonts w:ascii="Georgia Pro" w:eastAsia="Georgia Pro" w:hAnsi="Georgia Pro" w:cs="Georgia Pro"/>
+          <w:color w:val="000000" w:themeColor="text1"/>
+        </w:rPr>
+        <w:pict w14:anchorId="69A38EC4">
+          <v:rect id="_x0000_i1050" style="width:0;height:1.5pt" o:hralign="center" o:hrstd="t" o:hr="t" fillcolor="#a0a0a0" stroked="f"/>
+        </w:pict>
+      </w:r>
+    </w:p>
+    <w:p>
+      <w:pPr>
+        <w:spacing w:after="0" w:line="480" w:lineRule="auto"/>
+        <w:rPr>
+          <w:rFonts w:ascii="Georgia Pro" w:eastAsia="Georgia Pro" w:hAnsi="Georgia Pro" w:cs="Georgia Pro"/>
+          <w:b/>
+          <w:bCs/>
+          <w:color w:val="000000" w:themeColor="text1"/>
+        </w:rPr>
+      </w:pPr>
+      <w:r>
+        <w:rPr>
+          <w:rFonts w:ascii="Georgia Pro" w:eastAsia="Georgia Pro" w:hAnsi="Georgia Pro" w:cs="Georgia Pro"/>
+          <w:b/>
+          <w:bCs/>
+          <w:color w:val="000000" w:themeColor="text1"/>
+        </w:rPr>
+        <w:lastRenderedPageBreak/>
+        <w:t>Step 21: Monitor Autoscaling</w:t>
+      </w:r>
+    </w:p>
+    <w:p>
+      <w:pPr>
+        <w:spacing w:after="0" w:line="480" w:lineRule="auto"/>
+        <w:rPr>
+          <w:rFonts w:ascii="Georgia Pro" w:eastAsia="Georgia Pro" w:hAnsi="Georgia Pro" w:cs="Georgia Pro"/>
+          <w:color w:val="000000" w:themeColor="text1"/>
+        </w:rPr>
+      </w:pPr>
+      <w:r>
+        <w:rPr>
+          <w:rFonts w:ascii="Georgia Pro" w:eastAsia="Georgia Pro" w:hAnsi="Georgia Pro" w:cs="Georgia Pro"/>
+          <w:color w:val="000000" w:themeColor="text1"/>
+        </w:rPr>
+        <w:t>Open another Cloud Shell tab and run:</w:t>
+      </w:r>
+    </w:p>
+    <w:p>
+      <w:pPr>
+        <w:pBdr>
+          <w:top w:val="single" w:sz="4" w:space="1" w:color="auto"/>
+          <w:left w:val="single" w:sz="4" w:space="4" w:color="auto"/>
+          <w:bottom w:val="single" w:sz="4" w:space="1" w:color="auto"/>
+          <w:right w:val="single" w:sz="4" w:space="4" w:color="auto"/>
+        </w:pBdr>
+        <w:shd w:val="clear" w:color="auto" w:fill="F2F2F2" w:themeFill="background1" w:themeFillShade="F2"/>
+        <w:spacing w:after="0" w:line="480" w:lineRule="auto"/>
+        <w:rPr>
+          <w:rFonts w:ascii="Georgia Pro" w:eastAsia="Georgia Pro" w:hAnsi="Georgia Pro" w:cs="Georgia Pro"/>
+          <w:color w:val="000000" w:themeColor="text1"/>
+        </w:rPr>
+      </w:pPr>
+      <w:proofErr w:type="spellStart"/>
+      <w:r>
+        <w:rPr>
+          <w:rFonts w:ascii="Georgia Pro" w:eastAsia="Georgia Pro" w:hAnsi="Georgia Pro" w:cs="Georgia Pro"/>
+          <w:color w:val="000000" w:themeColor="text1"/>
+        </w:rPr>
+        <w:t>kubectl</w:t>
+      </w:r>
+      <w:proofErr w:type="spellEnd"/>
+      <w:r>
+        <w:rPr>
+          <w:rFonts w:ascii="Georgia Pro" w:eastAsia="Georgia Pro" w:hAnsi="Georgia Pro" w:cs="Georgia Pro"/>
+          <w:color w:val="000000" w:themeColor="text1"/>
+        </w:rPr>
+        <w:t xml:space="preserve"> get </w:t>
+      </w:r>
+      <w:proofErr w:type="spellStart"/>
+      <w:r>
+        <w:rPr>
+          <w:rFonts w:ascii="Georgia Pro" w:eastAsia="Georgia Pro" w:hAnsi="Georgia Pro" w:cs="Georgia Pro"/>
+          <w:color w:val="000000" w:themeColor="text1"/>
+        </w:rPr>
+        <w:t>hpa</w:t>
+      </w:r>
+      <w:proofErr w:type="spellEnd"/>
+      <w:r>
+        <w:rPr>
+          <w:rFonts w:ascii="Georgia Pro" w:eastAsia="Georgia Pro" w:hAnsi="Georgia Pro" w:cs="Georgia Pro"/>
+          <w:color w:val="000000" w:themeColor="text1"/>
+        </w:rPr>
+        <w:t xml:space="preserve"> </w:t>
+      </w:r>
+      <w:proofErr w:type="spellStart"/>
+      <w:r>
+        <w:rPr>
+          <w:rFonts w:ascii="Georgia Pro" w:eastAsia="Georgia Pro" w:hAnsi="Georgia Pro" w:cs="Georgia Pro"/>
+          <w:color w:val="000000" w:themeColor="text1"/>
+        </w:rPr>
+        <w:t>php-apache</w:t>
+      </w:r>
+      <w:proofErr w:type="spellEnd"/>
+      <w:r>
+        <w:rPr>
+          <w:rFonts w:ascii="Georgia Pro" w:eastAsia="Georgia Pro" w:hAnsi="Georgia Pro" w:cs="Georgia Pro"/>
+          <w:color w:val="000000" w:themeColor="text1"/>
+        </w:rPr>
+        <w:t xml:space="preserve"> --watch</w:t>
+      </w:r>
+    </w:p>
+    <w:p>
+      <w:pPr>
+        <w:spacing w:after="0" w:line="480" w:lineRule="auto"/>
+        <w:rPr>
+          <w:rFonts w:ascii="Georgia Pro" w:eastAsia="Georgia Pro" w:hAnsi="Georgia Pro" w:cs="Georgia Pro"/>
+          <w:color w:val="000000" w:themeColor="text1"/>
+        </w:rPr>
+      </w:pPr>
+    </w:p>
+    <w:p>
+      <w:pPr>
+        <w:spacing w:after="0" w:line="480" w:lineRule="auto"/>
+        <w:rPr>
+          <w:rFonts w:ascii="Georgia Pro" w:eastAsia="Georgia Pro" w:hAnsi="Georgia Pro" w:cs="Georgia Pro"/>
+          <w:color w:val="000000" w:themeColor="text1"/>
+        </w:rPr>
+      </w:pPr>
+      <w:r>
+        <w:rPr>
+          <w:rFonts w:ascii="Georgia Pro" w:eastAsia="Georgia Pro" w:hAnsi="Georgia Pro" w:cs="Georgia Pro"/>
+          <w:color w:val="000000" w:themeColor="text1"/>
+        </w:rPr>
+        <w:t>Observe:</w:t>
+      </w:r>
+    </w:p>
+    <w:p>
+      <w:pPr>
+        <w:numPr>
+          <w:ilvl w:val="0"/>
+          <w:numId w:val="28"/>
+        </w:numPr>
+        <w:spacing w:after="0" w:line="480" w:lineRule="auto"/>
+        <w:rPr>
+          <w:rFonts w:ascii="Georgia Pro" w:eastAsia="Georgia Pro" w:hAnsi="Georgia Pro" w:cs="Georgia Pro"/>
+          <w:color w:val="000000" w:themeColor="text1"/>
+        </w:rPr>
+      </w:pPr>
+      <w:r>
+        <w:rPr>
+          <w:rFonts w:ascii="Georgia Pro" w:eastAsia="Georgia Pro" w:hAnsi="Georgia Pro" w:cs="Georgia Pro"/>
+          <w:color w:val="000000" w:themeColor="text1"/>
+        </w:rPr>
+        <w:t xml:space="preserve">CPU usage increases </w:t>
+      </w:r>
+    </w:p>
+    <w:p>
+      <w:pPr>
+        <w:numPr>
+          <w:ilvl w:val="0"/>
+          <w:numId w:val="28"/>
+        </w:numPr>
+        <w:spacing w:after="0" w:line="480" w:lineRule="auto"/>
+        <w:rPr>
+          <w:rFonts w:ascii="Georgia Pro" w:eastAsia="Georgia Pro" w:hAnsi="Georgia Pro" w:cs="Georgia Pro"/>
+          <w:color w:val="000000" w:themeColor="text1"/>
+        </w:rPr>
+      </w:pPr>
+      <w:r>
+        <w:rPr>
+          <w:rFonts w:ascii="Georgia Pro" w:eastAsia="Georgia Pro" w:hAnsi="Georgia Pro" w:cs="Georgia Pro"/>
+          <w:color w:val="000000" w:themeColor="text1"/>
+        </w:rPr>
+        <w:t xml:space="preserve">Replica count increases </w:t>
+      </w:r>
+    </w:p>
+    <w:p>
+      <w:pPr>
+        <w:spacing w:after="0" w:line="480" w:lineRule="auto"/>
+        <w:rPr>
+          <w:rFonts w:ascii="Georgia Pro" w:eastAsia="Georgia Pro" w:hAnsi="Georgia Pro" w:cs="Georgia Pro"/>
+          <w:color w:val="000000" w:themeColor="text1"/>
+        </w:rPr>
+      </w:pPr>
+      <w:r>
+        <w:rPr>
+          <w:rFonts w:ascii="Georgia Pro" w:eastAsia="Georgia Pro" w:hAnsi="Georgia Pro" w:cs="Georgia Pro"/>
+          <w:color w:val="000000" w:themeColor="text1"/>
+        </w:rPr>
+        <w:pict w14:anchorId="42A8D6D6">
+          <v:rect id="_x0000_i1051" style="width:0;height:1.5pt" o:hralign="center" o:hrstd="t" o:hr="t" fillcolor="#a0a0a0" stroked="f"/>
+        </w:pict>
+      </w:r>
+    </w:p>
+    <w:p>
+      <w:pPr>
+        <w:spacing w:after="0" w:line="480" w:lineRule="auto"/>
+        <w:rPr>
+          <w:rFonts w:ascii="Georgia Pro" w:eastAsia="Georgia Pro" w:hAnsi="Georgia Pro" w:cs="Georgia Pro"/>
+          <w:b/>
+          <w:bCs/>
+          <w:color w:val="000000" w:themeColor="text1"/>
+        </w:rPr>
+      </w:pPr>
+      <w:r>
+        <w:rPr>
+          <w:rFonts w:ascii="Georgia Pro" w:eastAsia="Georgia Pro" w:hAnsi="Georgia Pro" w:cs="Georgia Pro"/>
+          <w:b/>
+          <w:bCs/>
+          <w:color w:val="000000" w:themeColor="text1"/>
+        </w:rPr>
+        <w:t>Step 22: Monitor Pods</w:t>
+      </w:r>
+    </w:p>
+    <w:p>
+      <w:pPr>
+        <w:pBdr>
+          <w:top w:val="single" w:sz="4" w:space="1" w:color="auto"/>
+          <w:left w:val="single" w:sz="4" w:space="4" w:color="auto"/>
+          <w:bottom w:val="single" w:sz="4" w:space="1" w:color="auto"/>
+          <w:right w:val="single" w:sz="4" w:space="4" w:color="auto"/>
+        </w:pBdr>
+        <w:shd w:val="clear" w:color="auto" w:fill="F2F2F2" w:themeFill="background1" w:themeFillShade="F2"/>
+        <w:spacing w:after="0" w:line="480" w:lineRule="auto"/>
+        <w:rPr>
+          <w:rFonts w:ascii="Georgia Pro" w:eastAsia="Georgia Pro" w:hAnsi="Georgia Pro" w:cs="Georgia Pro"/>
+          <w:color w:val="000000" w:themeColor="text1"/>
+        </w:rPr>
+      </w:pPr>
+      <w:proofErr w:type="spellStart"/>
+      <w:r>
+        <w:rPr>
+          <w:rFonts w:ascii="Georgia Pro" w:eastAsia="Georgia Pro" w:hAnsi="Georgia Pro" w:cs="Georgia Pro"/>
+          <w:color w:val="000000" w:themeColor="text1"/>
+        </w:rPr>
+        <w:t>kubectl</w:t>
+      </w:r>
+      <w:proofErr w:type="spellEnd"/>
+      <w:r>
+        <w:rPr>
+          <w:rFonts w:ascii="Georgia Pro" w:eastAsia="Georgia Pro" w:hAnsi="Georgia Pro" w:cs="Georgia Pro"/>
+          <w:color w:val="000000" w:themeColor="text1"/>
+        </w:rPr>
+        <w:t xml:space="preserve"> get deployment </w:t>
+      </w:r>
+      <w:proofErr w:type="spellStart"/>
+      <w:r>
+        <w:rPr>
+          <w:rFonts w:ascii="Georgia Pro" w:eastAsia="Georgia Pro" w:hAnsi="Georgia Pro" w:cs="Georgia Pro"/>
+          <w:color w:val="000000" w:themeColor="text1"/>
+        </w:rPr>
+        <w:t>php-apache</w:t>
+      </w:r>
+      <w:proofErr w:type="spellEnd"/>
+    </w:p>
+    <w:p>
+      <w:pPr>
+        <w:spacing w:after="0" w:line="480" w:lineRule="auto"/>
+        <w:rPr>
+          <w:rFonts w:ascii="Georgia Pro" w:eastAsia="Georgia Pro" w:hAnsi="Georgia Pro" w:cs="Georgia Pro"/>
+          <w:color w:val="000000" w:themeColor="text1"/>
+        </w:rPr>
+      </w:pPr>
+    </w:p>
+    <w:p>
+      <w:pPr>
+        <w:spacing w:after="0" w:line="480" w:lineRule="auto"/>
+        <w:rPr>
+          <w:rFonts w:ascii="Georgia Pro" w:eastAsia="Georgia Pro" w:hAnsi="Georgia Pro" w:cs="Georgia Pro"/>
+          <w:color w:val="000000" w:themeColor="text1"/>
+        </w:rPr>
+      </w:pPr>
+      <w:r>
+        <w:rPr>
+          <w:rFonts w:ascii="Georgia Pro" w:eastAsia="Georgia Pro" w:hAnsi="Georgia Pro" w:cs="Georgia Pro"/>
+          <w:color w:val="000000" w:themeColor="text1"/>
+        </w:rPr>
+        <w:t>Expected:</w:t>
+      </w:r>
+    </w:p>
+    <w:p>
+      <w:pPr>
+        <w:numPr>
+          <w:ilvl w:val="0"/>
+          <w:numId w:val="29"/>
+        </w:numPr>
+        <w:spacing w:after="0" w:line="480" w:lineRule="auto"/>
+        <w:rPr>
+          <w:rFonts w:ascii="Georgia Pro" w:eastAsia="Georgia Pro" w:hAnsi="Georgia Pro" w:cs="Georgia Pro"/>
+          <w:color w:val="000000" w:themeColor="text1"/>
+        </w:rPr>
+      </w:pPr>
+      <w:r>
+        <w:rPr>
+          <w:rFonts w:ascii="Georgia Pro" w:eastAsia="Georgia Pro" w:hAnsi="Georgia Pro" w:cs="Georgia Pro"/>
+          <w:color w:val="000000" w:themeColor="text1"/>
+        </w:rPr>
+        <w:t xml:space="preserve">New frontend pods created automatically </w:t>
+      </w:r>
+    </w:p>
+    <w:p>
+      <w:pPr>
+        <w:spacing w:after="0" w:line="480" w:lineRule="auto"/>
+        <w:rPr>
+          <w:rFonts w:ascii="Georgia Pro" w:eastAsia="Georgia Pro" w:hAnsi="Georgia Pro" w:cs="Georgia Pro"/>
+          <w:color w:val="000000" w:themeColor="text1"/>
+        </w:rPr>
+      </w:pPr>
+      <w:r>
+        <w:rPr>
+          <w:rFonts w:ascii="Georgia Pro" w:eastAsia="Georgia Pro" w:hAnsi="Georgia Pro" w:cs="Georgia Pro"/>
+          <w:color w:val="000000" w:themeColor="text1"/>
+        </w:rPr>
+        <w:pict w14:anchorId="62469D37">
+          <v:rect id="_x0000_i1052" style="width:0;height:1.5pt" o:hralign="center" o:hrstd="t" o:hr="t" fillcolor="#a0a0a0" stroked="f"/>
+        </w:pict>
+      </w:r>
+    </w:p>
+    <w:p>
+      <w:pPr>
+        <w:spacing w:after="0" w:line="480" w:lineRule="auto"/>
+        <w:rPr>
+          <w:rFonts w:ascii="Georgia Pro" w:eastAsia="Georgia Pro" w:hAnsi="Georgia Pro" w:cs="Georgia Pro"/>
+          <w:b/>
+          <w:bCs/>
+          <w:color w:val="000000" w:themeColor="text1"/>
+        </w:rPr>
+      </w:pPr>
+      <w:r>
+        <w:rPr>
+          <w:rFonts w:ascii="Georgia Pro" w:eastAsia="Georgia Pro" w:hAnsi="Georgia Pro" w:cs="Georgia Pro"/>
+          <w:b/>
+          <w:bCs/>
+          <w:color w:val="000000" w:themeColor="text1"/>
+        </w:rPr>
+        <w:t>Step 23: Stop Load Generation</w:t>
+      </w:r>
+    </w:p>
+    <w:p>
+      <w:pPr>
+        <w:spacing w:after="0" w:line="480" w:lineRule="auto"/>
+        <w:rPr>
+          <w:rFonts w:ascii="Georgia Pro" w:eastAsia="Georgia Pro" w:hAnsi="Georgia Pro" w:cs="Georgia Pro"/>
+          <w:color w:val="000000" w:themeColor="text1"/>
+        </w:rPr>
+      </w:pPr>
+      <w:r>
+        <w:rPr>
+          <w:rFonts w:ascii="Georgia Pro" w:eastAsia="Georgia Pro" w:hAnsi="Georgia Pro" w:cs="Georgia Pro"/>
+          <w:color w:val="000000" w:themeColor="text1"/>
+        </w:rPr>
+        <w:t>Return to load-generator pod:</w:t>
+      </w:r>
+    </w:p>
+    <w:p>
+      <w:pPr>
+        <w:spacing w:after="0" w:line="480" w:lineRule="auto"/>
+        <w:rPr>
+          <w:rFonts w:ascii="Georgia Pro" w:eastAsia="Georgia Pro" w:hAnsi="Georgia Pro" w:cs="Georgia Pro"/>
+          <w:color w:val="000000" w:themeColor="text1"/>
+        </w:rPr>
+      </w:pPr>
+      <w:r>
+        <w:rPr>
+          <w:rFonts w:ascii="Georgia Pro" w:eastAsia="Georgia Pro" w:hAnsi="Georgia Pro" w:cs="Georgia Pro"/>
+          <w:color w:val="000000" w:themeColor="text1"/>
+        </w:rPr>
+        <w:t>Press:</w:t>
+      </w:r>
+    </w:p>
+    <w:p>
+      <w:pPr>
+        <w:pBdr>
+          <w:top w:val="single" w:sz="4" w:space="1" w:color="auto"/>
+          <w:left w:val="single" w:sz="4" w:space="4" w:color="auto"/>
+          <w:bottom w:val="single" w:sz="4" w:space="1" w:color="auto"/>
+          <w:right w:val="single" w:sz="4" w:space="4" w:color="auto"/>
+        </w:pBdr>
+        <w:shd w:val="clear" w:color="auto" w:fill="F2F2F2" w:themeFill="background1" w:themeFillShade="F2"/>
+        <w:spacing w:after="0" w:line="480" w:lineRule="auto"/>
+        <w:rPr>
+          <w:rFonts w:ascii="Georgia Pro" w:eastAsia="Georgia Pro" w:hAnsi="Georgia Pro" w:cs="Georgia Pro"/>
+          <w:color w:val="000000" w:themeColor="text1"/>
+        </w:rPr>
+      </w:pPr>
+      <w:r>
+        <w:rPr>
+          <w:rFonts w:ascii="Georgia Pro" w:eastAsia="Georgia Pro" w:hAnsi="Georgia Pro" w:cs="Georgia Pro"/>
+          <w:color w:val="000000" w:themeColor="text1"/>
+        </w:rPr>
+        <w:t>CTRL + C</w:t>
+      </w:r>
+    </w:p>
+    <w:p>
+      <w:pPr>
+        <w:spacing w:after="0" w:line="480" w:lineRule="auto"/>
+        <w:rPr>
+          <w:rFonts w:ascii="Georgia Pro" w:eastAsia="Georgia Pro" w:hAnsi="Georgia Pro" w:cs="Georgia Pro"/>
+          <w:color w:val="000000" w:themeColor="text1"/>
+        </w:rPr>
+      </w:pPr>
+      <w:r>
+        <w:rPr>
+          <w:rFonts w:ascii="Georgia Pro" w:eastAsia="Georgia Pro" w:hAnsi="Georgia Pro" w:cs="Georgia Pro"/>
+          <w:color w:val="000000" w:themeColor="text1"/>
+        </w:rPr>
+        <w:t>Exit pod:</w:t>
+      </w:r>
+    </w:p>
+    <w:p>
+      <w:pPr>
+        <w:spacing w:after="0" w:line="480" w:lineRule="auto"/>
+        <w:rPr>
+          <w:rFonts w:ascii="Georgia Pro" w:eastAsia="Georgia Pro" w:hAnsi="Georgia Pro" w:cs="Georgia Pro"/>
+          <w:color w:val="000000" w:themeColor="text1"/>
+        </w:rPr>
+      </w:pPr>
+      <w:r>
+        <w:rPr>
+          <w:rFonts w:ascii="Georgia Pro" w:eastAsia="Georgia Pro" w:hAnsi="Georgia Pro" w:cs="Georgia Pro"/>
+          <w:color w:val="000000" w:themeColor="text1"/>
+        </w:rPr>
+        <w:t>exit</w:t>
+      </w:r>
+    </w:p>
+    <w:p>
+      <w:pPr>
+        <w:spacing w:after="0" w:line="480" w:lineRule="auto"/>
+        <w:rPr>
+          <w:rFonts w:ascii="Georgia Pro" w:eastAsia="Georgia Pro" w:hAnsi="Georgia Pro" w:cs="Georgia Pro"/>
+          <w:color w:val="000000" w:themeColor="text1"/>
+        </w:rPr>
+      </w:pPr>
+      <w:r>
+        <w:rPr>
+          <w:rFonts w:ascii="Georgia Pro" w:eastAsia="Georgia Pro" w:hAnsi="Georgia Pro" w:cs="Georgia Pro"/>
+          <w:color w:val="000000" w:themeColor="text1"/>
+        </w:rPr>
+        <w:pict w14:anchorId="4A0A4024">
+          <v:rect id="_x0000_i1053" style="width:0;height:1.5pt" o:hralign="center" o:hrstd="t" o:hr="t" fillcolor="#a0a0a0" stroked="f"/>
+        </w:pict>
+      </w:r>
+    </w:p>
+    <w:p>
+      <w:pPr>
+        <w:spacing w:after="0" w:line="480" w:lineRule="auto"/>
+        <w:rPr>
+          <w:rFonts w:ascii="Georgia Pro" w:eastAsia="Georgia Pro" w:hAnsi="Georgia Pro" w:cs="Georgia Pro"/>
+          <w:b/>
+          <w:bCs/>
+          <w:color w:val="000000" w:themeColor="text1"/>
+        </w:rPr>
+      </w:pPr>
+      <w:r>
+        <w:rPr>
+          <w:rFonts w:ascii="Georgia Pro" w:eastAsia="Georgia Pro" w:hAnsi="Georgia Pro" w:cs="Georgia Pro"/>
+          <w:b/>
+          <w:bCs/>
+          <w:color w:val="000000" w:themeColor="text1"/>
+        </w:rPr>
+        <w:t>Step 24: Observe Scale Down</w:t>
+      </w:r>
+    </w:p>
+    <w:p>
+      <w:pPr>
+        <w:spacing w:after="0" w:line="480" w:lineRule="auto"/>
+        <w:rPr>
+          <w:rFonts w:ascii="Georgia Pro" w:eastAsia="Georgia Pro" w:hAnsi="Georgia Pro" w:cs="Georgia Pro"/>
+          <w:color w:val="000000" w:themeColor="text1"/>
+        </w:rPr>
+      </w:pPr>
+      <w:r>
+        <w:rPr>
+          <w:rFonts w:ascii="Georgia Pro" w:eastAsia="Georgia Pro" w:hAnsi="Georgia Pro" w:cs="Georgia Pro"/>
+          <w:color w:val="000000" w:themeColor="text1"/>
+        </w:rPr>
+        <w:t>After few minutes:</w:t>
       </w:r>
     </w:p>
     <w:p>
@@ -3618,7 +4268,7 @@
           <w:rFonts w:ascii="Georgia Pro" w:eastAsia="Georgia Pro" w:hAnsi="Georgia Pro" w:cs="Georgia Pro"/>
           <w:color w:val="000000" w:themeColor="text1"/>
         </w:rPr>
-        <w:t xml:space="preserve"> run -</w:t>
+        <w:t xml:space="preserve"> get </w:t>
       </w:r>
       <w:proofErr w:type="spellStart"/>
       <w:r>
@@ -3626,89 +4276,90 @@
           <w:rFonts w:ascii="Georgia Pro" w:eastAsia="Georgia Pro" w:hAnsi="Georgia Pro" w:cs="Georgia Pro"/>
           <w:color w:val="000000" w:themeColor="text1"/>
         </w:rPr>
-        <w:t>i</w:t>
+        <w:t>hpa</w:t>
       </w:r>
       <w:proofErr w:type="spellEnd"/>
-      <w:r>
-        <w:rPr>
-          <w:rFonts w:ascii="Georgia Pro" w:eastAsia="Georgia Pro" w:hAnsi="Georgia Pro" w:cs="Georgia Pro"/>
-          <w:color w:val="000000" w:themeColor="text1"/>
-        </w:rPr>
-        <w:t xml:space="preserve"> --</w:t>
-      </w:r>
-      <w:proofErr w:type="spellStart"/>
-      <w:r>
-        <w:rPr>
-          <w:rFonts w:ascii="Georgia Pro" w:eastAsia="Georgia Pro" w:hAnsi="Georgia Pro" w:cs="Georgia Pro"/>
-          <w:color w:val="000000" w:themeColor="text1"/>
-        </w:rPr>
-        <w:t>tty</w:t>
-      </w:r>
-      <w:proofErr w:type="spellEnd"/>
-      <w:r>
-        <w:rPr>
-          <w:rFonts w:ascii="Georgia Pro" w:eastAsia="Georgia Pro" w:hAnsi="Georgia Pro" w:cs="Georgia Pro"/>
-          <w:color w:val="000000" w:themeColor="text1"/>
-        </w:rPr>
-        <w:t xml:space="preserve"> load-generator \</w:t>
-      </w:r>
-      <w:r>
-        <w:rPr>
-          <w:rFonts w:ascii="Georgia Pro" w:eastAsia="Georgia Pro" w:hAnsi="Georgia Pro" w:cs="Georgia Pro"/>
-          <w:color w:val="000000" w:themeColor="text1"/>
-        </w:rPr>
-        <w:br/>
-        <w:t>--image=</w:t>
-      </w:r>
-      <w:proofErr w:type="spellStart"/>
-      <w:r>
-        <w:rPr>
-          <w:rFonts w:ascii="Georgia Pro" w:eastAsia="Georgia Pro" w:hAnsi="Georgia Pro" w:cs="Georgia Pro"/>
-          <w:color w:val="000000" w:themeColor="text1"/>
-        </w:rPr>
-        <w:t>busybox</w:t>
-      </w:r>
-      <w:proofErr w:type="spellEnd"/>
-      <w:r>
-        <w:rPr>
-          <w:rFonts w:ascii="Georgia Pro" w:eastAsia="Georgia Pro" w:hAnsi="Georgia Pro" w:cs="Georgia Pro"/>
-          <w:color w:val="000000" w:themeColor="text1"/>
-        </w:rPr>
-        <w:t xml:space="preserve"> /bin/</w:t>
-      </w:r>
-      <w:proofErr w:type="spellStart"/>
-      <w:r>
-        <w:rPr>
-          <w:rFonts w:ascii="Georgia Pro" w:eastAsia="Georgia Pro" w:hAnsi="Georgia Pro" w:cs="Georgia Pro"/>
-          <w:color w:val="000000" w:themeColor="text1"/>
-        </w:rPr>
-        <w:t>sh</w:t>
-      </w:r>
-      <w:proofErr w:type="spellEnd"/>
-    </w:p>
-    <w:p>
-      <w:pPr>
-        <w:spacing w:after="0" w:line="480" w:lineRule="auto"/>
-        <w:rPr>
-          <w:rFonts w:ascii="Georgia Pro" w:eastAsia="Georgia Pro" w:hAnsi="Georgia Pro" w:cs="Georgia Pro"/>
-          <w:color w:val="000000" w:themeColor="text1"/>
-        </w:rPr>
-      </w:pPr>
-    </w:p>
-    <w:p>
-      <w:pPr>
-        <w:spacing w:after="0" w:line="480" w:lineRule="auto"/>
-        <w:rPr>
-          <w:rFonts w:ascii="Georgia Pro" w:eastAsia="Georgia Pro" w:hAnsi="Georgia Pro" w:cs="Georgia Pro"/>
-          <w:color w:val="000000" w:themeColor="text1"/>
-        </w:rPr>
-      </w:pPr>
-      <w:r>
-        <w:rPr>
-          <w:rFonts w:ascii="Georgia Pro" w:eastAsia="Georgia Pro" w:hAnsi="Georgia Pro" w:cs="Georgia Pro"/>
-          <w:color w:val="000000" w:themeColor="text1"/>
-        </w:rPr>
-        <w:t>Inside the pod run:</w:t>
+    </w:p>
+    <w:p>
+      <w:pPr>
+        <w:spacing w:after="0" w:line="480" w:lineRule="auto"/>
+        <w:rPr>
+          <w:rFonts w:ascii="Georgia Pro" w:eastAsia="Georgia Pro" w:hAnsi="Georgia Pro" w:cs="Georgia Pro"/>
+          <w:color w:val="000000" w:themeColor="text1"/>
+        </w:rPr>
+      </w:pPr>
+    </w:p>
+    <w:p>
+      <w:pPr>
+        <w:spacing w:after="0" w:line="480" w:lineRule="auto"/>
+        <w:rPr>
+          <w:rFonts w:ascii="Georgia Pro" w:eastAsia="Georgia Pro" w:hAnsi="Georgia Pro" w:cs="Georgia Pro"/>
+          <w:color w:val="000000" w:themeColor="text1"/>
+        </w:rPr>
+      </w:pPr>
+      <w:r>
+        <w:rPr>
+          <w:rFonts w:ascii="Georgia Pro" w:eastAsia="Georgia Pro" w:hAnsi="Georgia Pro" w:cs="Georgia Pro"/>
+          <w:color w:val="000000" w:themeColor="text1"/>
+        </w:rPr>
+        <w:t>Pods automatically reduce.</w:t>
+      </w:r>
+    </w:p>
+    <w:p>
+      <w:pPr>
+        <w:spacing w:after="0" w:line="480" w:lineRule="auto"/>
+        <w:rPr>
+          <w:rFonts w:ascii="Georgia Pro" w:eastAsia="Georgia Pro" w:hAnsi="Georgia Pro" w:cs="Georgia Pro"/>
+          <w:color w:val="000000" w:themeColor="text1"/>
+        </w:rPr>
+      </w:pPr>
+      <w:r>
+        <w:rPr>
+          <w:rFonts w:ascii="Georgia Pro" w:eastAsia="Georgia Pro" w:hAnsi="Georgia Pro" w:cs="Georgia Pro"/>
+          <w:color w:val="000000" w:themeColor="text1"/>
+        </w:rPr>
+        <w:pict w14:anchorId="064B73E8">
+          <v:rect id="_x0000_i1054" style="width:0;height:1.5pt" o:hralign="center" o:hrstd="t" o:hr="t" fillcolor="#a0a0a0" stroked="f"/>
+        </w:pict>
+      </w:r>
+    </w:p>
+    <w:p>
+      <w:pPr>
+        <w:spacing w:after="0" w:line="480" w:lineRule="auto"/>
+        <w:rPr>
+          <w:rFonts w:ascii="Georgia Pro" w:eastAsia="Georgia Pro" w:hAnsi="Georgia Pro" w:cs="Georgia Pro"/>
+          <w:color w:val="000000" w:themeColor="text1"/>
+        </w:rPr>
+      </w:pPr>
+      <w:r>
+        <w:rPr>
+          <w:rFonts w:ascii="Georgia Pro" w:eastAsia="Georgia Pro" w:hAnsi="Georgia Pro" w:cs="Georgia Pro"/>
+          <w:color w:val="000000" w:themeColor="text1"/>
+        </w:rPr>
+        <w:lastRenderedPageBreak/>
+        <w:pict w14:anchorId="17AA420E">
+          <v:rect id="_x0000_i1055" style="width:0;height:1.5pt" o:hralign="center" o:hrstd="t" o:hr="t" fillcolor="#a0a0a0" stroked="f"/>
+        </w:pict>
+      </w:r>
+    </w:p>
+    <w:p>
+      <w:pPr>
+        <w:spacing w:after="0" w:line="480" w:lineRule="auto"/>
+        <w:rPr>
+          <w:rFonts w:ascii="Georgia Pro" w:eastAsia="Georgia Pro" w:hAnsi="Georgia Pro" w:cs="Georgia Pro"/>
+          <w:b/>
+          <w:bCs/>
+          <w:color w:val="000000" w:themeColor="text1"/>
+        </w:rPr>
+      </w:pPr>
+      <w:r>
+        <w:rPr>
+          <w:rFonts w:ascii="Georgia Pro" w:eastAsia="Georgia Pro" w:hAnsi="Georgia Pro" w:cs="Georgia Pro"/>
+          <w:b/>
+          <w:bCs/>
+          <w:color w:val="000000" w:themeColor="text1"/>
+        </w:rPr>
+        <w:t>Step 26: Delete Load Generator</w:t>
       </w:r>
     </w:p>
     <w:p>
@@ -3728,21 +4379,13 @@
           <w:color w:val="000000" w:themeColor="text1"/>
         </w:rPr>
       </w:pPr>
-      <w:r>
-        <w:rPr>
-          <w:rFonts w:ascii="Georgia Pro" w:eastAsia="Georgia Pro" w:hAnsi="Georgia Pro" w:cs="Georgia Pro"/>
-          <w:color w:val="000000" w:themeColor="text1"/>
-        </w:rPr>
-        <w:lastRenderedPageBreak/>
-        <w:t xml:space="preserve">while true; do </w:t>
-      </w:r>
       <w:proofErr w:type="spellStart"/>
       <w:r>
         <w:rPr>
           <w:rFonts w:ascii="Georgia Pro" w:eastAsia="Georgia Pro" w:hAnsi="Georgia Pro" w:cs="Georgia Pro"/>
           <w:color w:val="000000" w:themeColor="text1"/>
         </w:rPr>
-        <w:t>wget</w:t>
+        <w:t>kubectl</w:t>
       </w:r>
       <w:proofErr w:type="spellEnd"/>
       <w:r>
@@ -3750,65 +4393,24 @@
           <w:rFonts w:ascii="Georgia Pro" w:eastAsia="Georgia Pro" w:hAnsi="Georgia Pro" w:cs="Georgia Pro"/>
           <w:color w:val="000000" w:themeColor="text1"/>
         </w:rPr>
-        <w:t xml:space="preserve"> -q -O- </w:t>
-      </w:r>
-      <w:hyperlink r:id="rId7" w:history="1">
-        <w:r>
-          <w:rPr>
-            <w:rStyle w:val="Hyperlink"/>
-            <w:rFonts w:ascii="Georgia Pro" w:eastAsia="Georgia Pro" w:hAnsi="Georgia Pro" w:cs="Georgia Pro"/>
-          </w:rPr>
-          <w:t>http://frontend</w:t>
-        </w:r>
-      </w:hyperlink>
-      <w:r>
-        <w:rPr>
-          <w:rFonts w:ascii="Georgia Pro" w:eastAsia="Georgia Pro" w:hAnsi="Georgia Pro" w:cs="Georgia Pro"/>
-          <w:color w:val="000000" w:themeColor="text1"/>
-        </w:rPr>
-        <w:t>-app; done</w:t>
-      </w:r>
-    </w:p>
-    <w:p>
-      <w:pPr>
-        <w:spacing w:after="0" w:line="480" w:lineRule="auto"/>
-        <w:rPr>
-          <w:rFonts w:ascii="Georgia Pro" w:eastAsia="Georgia Pro" w:hAnsi="Georgia Pro" w:cs="Georgia Pro"/>
-          <w:color w:val="000000" w:themeColor="text1"/>
-        </w:rPr>
-      </w:pPr>
-    </w:p>
-    <w:p>
-      <w:pPr>
-        <w:spacing w:after="0" w:line="480" w:lineRule="auto"/>
-        <w:rPr>
-          <w:rFonts w:ascii="Georgia Pro" w:eastAsia="Georgia Pro" w:hAnsi="Georgia Pro" w:cs="Georgia Pro"/>
-          <w:color w:val="000000" w:themeColor="text1"/>
-        </w:rPr>
-      </w:pPr>
-      <w:r>
-        <w:rPr>
-          <w:rFonts w:ascii="Georgia Pro" w:eastAsia="Georgia Pro" w:hAnsi="Georgia Pro" w:cs="Georgia Pro"/>
-          <w:color w:val="000000" w:themeColor="text1"/>
-        </w:rPr>
-        <w:t>This continuously sends traffic.</w:t>
-      </w:r>
-    </w:p>
-    <w:p>
-      <w:pPr>
-        <w:spacing w:after="0" w:line="480" w:lineRule="auto"/>
-        <w:rPr>
-          <w:rFonts w:ascii="Georgia Pro" w:eastAsia="Georgia Pro" w:hAnsi="Georgia Pro" w:cs="Georgia Pro"/>
-          <w:color w:val="000000" w:themeColor="text1"/>
-        </w:rPr>
-      </w:pPr>
-      <w:r>
-        <w:rPr>
-          <w:rFonts w:ascii="Georgia Pro" w:eastAsia="Georgia Pro" w:hAnsi="Georgia Pro" w:cs="Georgia Pro"/>
-          <w:color w:val="000000" w:themeColor="text1"/>
-        </w:rPr>
-        <w:pict w14:anchorId="69A38EC4">
-          <v:rect id="_x0000_i1540" style="width:0;height:1.5pt" o:hralign="center" o:hrstd="t" o:hr="t" fillcolor="#a0a0a0" stroked="f"/>
+        <w:t xml:space="preserve"> delete pod load-generator</w:t>
+      </w:r>
+    </w:p>
+    <w:p>
+      <w:pPr>
+        <w:spacing w:after="0" w:line="480" w:lineRule="auto"/>
+        <w:rPr>
+          <w:rFonts w:ascii="Georgia Pro" w:eastAsia="Georgia Pro" w:hAnsi="Georgia Pro" w:cs="Georgia Pro"/>
+          <w:color w:val="000000" w:themeColor="text1"/>
+        </w:rPr>
+      </w:pPr>
+      <w:r>
+        <w:rPr>
+          <w:rFonts w:ascii="Georgia Pro" w:eastAsia="Georgia Pro" w:hAnsi="Georgia Pro" w:cs="Georgia Pro"/>
+          <w:color w:val="000000" w:themeColor="text1"/>
+        </w:rPr>
+        <w:pict w14:anchorId="79B4E474">
+          <v:rect id="_x0000_i1056" style="width:0;height:1.5pt" o:hralign="center" o:hrstd="t" o:hr="t" fillcolor="#a0a0a0" stroked="f"/>
         </w:pict>
       </w:r>
     </w:p>
@@ -3829,23 +4431,7 @@
           <w:bCs/>
           <w:color w:val="000000" w:themeColor="text1"/>
         </w:rPr>
-        <w:t>Step 21: Monitor Autoscaling</w:t>
-      </w:r>
-    </w:p>
-    <w:p>
-      <w:pPr>
-        <w:spacing w:after="0" w:line="480" w:lineRule="auto"/>
-        <w:rPr>
-          <w:rFonts w:ascii="Georgia Pro" w:eastAsia="Georgia Pro" w:hAnsi="Georgia Pro" w:cs="Georgia Pro"/>
-          <w:color w:val="000000" w:themeColor="text1"/>
-        </w:rPr>
-      </w:pPr>
-      <w:r>
-        <w:rPr>
-          <w:rFonts w:ascii="Georgia Pro" w:eastAsia="Georgia Pro" w:hAnsi="Georgia Pro" w:cs="Georgia Pro"/>
-          <w:color w:val="000000" w:themeColor="text1"/>
-        </w:rPr>
-        <w:t>Open another Cloud Shell tab and run:</w:t>
+        <w:t>Step 27: Cleanup Frontend Service</w:t>
       </w:r>
     </w:p>
     <w:p>
@@ -3879,105 +4465,24 @@
           <w:rFonts w:ascii="Georgia Pro" w:eastAsia="Georgia Pro" w:hAnsi="Georgia Pro" w:cs="Georgia Pro"/>
           <w:color w:val="000000" w:themeColor="text1"/>
         </w:rPr>
-        <w:t xml:space="preserve"> get </w:t>
-      </w:r>
-      <w:proofErr w:type="spellStart"/>
-      <w:r>
-        <w:rPr>
-          <w:rFonts w:ascii="Georgia Pro" w:eastAsia="Georgia Pro" w:hAnsi="Georgia Pro" w:cs="Georgia Pro"/>
-          <w:color w:val="000000" w:themeColor="text1"/>
-        </w:rPr>
-        <w:t>hpa</w:t>
-      </w:r>
-      <w:proofErr w:type="spellEnd"/>
-      <w:r>
-        <w:rPr>
-          <w:rFonts w:ascii="Georgia Pro" w:eastAsia="Georgia Pro" w:hAnsi="Georgia Pro" w:cs="Georgia Pro"/>
-          <w:color w:val="000000" w:themeColor="text1"/>
-        </w:rPr>
-        <w:t xml:space="preserve"> -w</w:t>
-      </w:r>
-    </w:p>
-    <w:p>
-      <w:pPr>
-        <w:spacing w:after="0" w:line="480" w:lineRule="auto"/>
-        <w:rPr>
-          <w:rFonts w:ascii="Georgia Pro" w:eastAsia="Georgia Pro" w:hAnsi="Georgia Pro" w:cs="Georgia Pro"/>
-          <w:color w:val="000000" w:themeColor="text1"/>
-        </w:rPr>
-      </w:pPr>
-    </w:p>
-    <w:p>
-      <w:pPr>
-        <w:spacing w:after="0" w:line="480" w:lineRule="auto"/>
-        <w:rPr>
-          <w:rFonts w:ascii="Georgia Pro" w:eastAsia="Georgia Pro" w:hAnsi="Georgia Pro" w:cs="Georgia Pro"/>
-          <w:color w:val="000000" w:themeColor="text1"/>
-        </w:rPr>
-      </w:pPr>
-      <w:r>
-        <w:rPr>
-          <w:rFonts w:ascii="Georgia Pro" w:eastAsia="Georgia Pro" w:hAnsi="Georgia Pro" w:cs="Georgia Pro"/>
-          <w:color w:val="000000" w:themeColor="text1"/>
-        </w:rPr>
-        <w:t>Observe:</w:t>
-      </w:r>
-    </w:p>
-    <w:p>
-      <w:pPr>
-        <w:numPr>
-          <w:ilvl w:val="0"/>
-          <w:numId w:val="28"/>
-        </w:numPr>
-        <w:spacing w:after="0" w:line="480" w:lineRule="auto"/>
-        <w:rPr>
-          <w:rFonts w:ascii="Georgia Pro" w:eastAsia="Georgia Pro" w:hAnsi="Georgia Pro" w:cs="Georgia Pro"/>
-          <w:color w:val="000000" w:themeColor="text1"/>
-        </w:rPr>
-      </w:pPr>
-      <w:r>
-        <w:rPr>
-          <w:rFonts w:ascii="Georgia Pro" w:eastAsia="Georgia Pro" w:hAnsi="Georgia Pro" w:cs="Georgia Pro"/>
-          <w:color w:val="000000" w:themeColor="text1"/>
-        </w:rPr>
-        <w:t xml:space="preserve">CPU usage increases </w:t>
-      </w:r>
-    </w:p>
-    <w:p>
-      <w:pPr>
-        <w:numPr>
-          <w:ilvl w:val="0"/>
-          <w:numId w:val="28"/>
-        </w:numPr>
-        <w:spacing w:after="0" w:line="480" w:lineRule="auto"/>
-        <w:rPr>
-          <w:rFonts w:ascii="Georgia Pro" w:eastAsia="Georgia Pro" w:hAnsi="Georgia Pro" w:cs="Georgia Pro"/>
-          <w:color w:val="000000" w:themeColor="text1"/>
-        </w:rPr>
-      </w:pPr>
-      <w:r>
-        <w:rPr>
-          <w:rFonts w:ascii="Georgia Pro" w:eastAsia="Georgia Pro" w:hAnsi="Georgia Pro" w:cs="Georgia Pro"/>
-          <w:color w:val="000000" w:themeColor="text1"/>
-        </w:rPr>
-        <w:t xml:space="preserve">Replica count increases </w:t>
-      </w:r>
-    </w:p>
-    <w:p>
-      <w:pPr>
-        <w:spacing w:after="0" w:line="480" w:lineRule="auto"/>
-        <w:rPr>
-          <w:rFonts w:ascii="Georgia Pro" w:eastAsia="Georgia Pro" w:hAnsi="Georgia Pro" w:cs="Georgia Pro"/>
-          <w:color w:val="000000" w:themeColor="text1"/>
-        </w:rPr>
-      </w:pPr>
-      <w:r>
-        <w:rPr>
-          <w:rFonts w:ascii="Georgia Pro" w:eastAsia="Georgia Pro" w:hAnsi="Georgia Pro" w:cs="Georgia Pro"/>
-          <w:color w:val="000000" w:themeColor="text1"/>
-        </w:rPr>
-        <w:pict w14:anchorId="42A8D6D6">
-          <v:rect id="_x0000_i1541" style="width:0;height:1.5pt" o:hralign="center" o:hrstd="t" o:hr="t" fillcolor="#a0a0a0" stroked="f"/>
+        <w:t xml:space="preserve"> delete svc frontend-app</w:t>
+      </w:r>
+    </w:p>
+    <w:p>
+      <w:pPr>
+        <w:spacing w:after="0" w:line="480" w:lineRule="auto"/>
+        <w:rPr>
+          <w:rFonts w:ascii="Georgia Pro" w:eastAsia="Georgia Pro" w:hAnsi="Georgia Pro" w:cs="Georgia Pro"/>
+          <w:color w:val="000000" w:themeColor="text1"/>
+        </w:rPr>
+      </w:pPr>
+      <w:r>
+        <w:rPr>
+          <w:rFonts w:ascii="Georgia Pro" w:eastAsia="Georgia Pro" w:hAnsi="Georgia Pro" w:cs="Georgia Pro"/>
+          <w:color w:val="000000" w:themeColor="text1"/>
+        </w:rPr>
+        <w:pict w14:anchorId="2BAD4063">
+          <v:rect id="_x0000_i1057" style="width:0;height:1.5pt" o:hralign="center" o:hrstd="t" o:hr="t" fillcolor="#a0a0a0" stroked="f"/>
         </w:pict>
       </w:r>
     </w:p>
@@ -3998,7 +4503,7 @@
           <w:bCs/>
           <w:color w:val="000000" w:themeColor="text1"/>
         </w:rPr>
-        <w:t>Step 22: Monitor Pods</w:t>
+        <w:t>Step 28: Cleanup Deployments</w:t>
       </w:r>
     </w:p>
     <w:p>
@@ -4032,69 +4537,56 @@
           <w:rFonts w:ascii="Georgia Pro" w:eastAsia="Georgia Pro" w:hAnsi="Georgia Pro" w:cs="Georgia Pro"/>
           <w:color w:val="000000" w:themeColor="text1"/>
         </w:rPr>
-        <w:t xml:space="preserve"> get pods -w</w:t>
-      </w:r>
-    </w:p>
-    <w:p>
-      <w:pPr>
-        <w:spacing w:after="0" w:line="480" w:lineRule="auto"/>
-        <w:rPr>
-          <w:rFonts w:ascii="Georgia Pro" w:eastAsia="Georgia Pro" w:hAnsi="Georgia Pro" w:cs="Georgia Pro"/>
-          <w:color w:val="000000" w:themeColor="text1"/>
-        </w:rPr>
-      </w:pPr>
-    </w:p>
-    <w:p>
-      <w:pPr>
-        <w:spacing w:after="0" w:line="480" w:lineRule="auto"/>
-        <w:rPr>
-          <w:rFonts w:ascii="Georgia Pro" w:eastAsia="Georgia Pro" w:hAnsi="Georgia Pro" w:cs="Georgia Pro"/>
-          <w:color w:val="000000" w:themeColor="text1"/>
-        </w:rPr>
-      </w:pPr>
-      <w:r>
-        <w:rPr>
-          <w:rFonts w:ascii="Georgia Pro" w:eastAsia="Georgia Pro" w:hAnsi="Georgia Pro" w:cs="Georgia Pro"/>
-          <w:color w:val="000000" w:themeColor="text1"/>
-        </w:rPr>
-        <w:t>Expected:</w:t>
-      </w:r>
-    </w:p>
-    <w:p>
-      <w:pPr>
-        <w:numPr>
-          <w:ilvl w:val="0"/>
-          <w:numId w:val="29"/>
-        </w:numPr>
-        <w:spacing w:after="0" w:line="480" w:lineRule="auto"/>
-        <w:rPr>
-          <w:rFonts w:ascii="Georgia Pro" w:eastAsia="Georgia Pro" w:hAnsi="Georgia Pro" w:cs="Georgia Pro"/>
-          <w:color w:val="000000" w:themeColor="text1"/>
-        </w:rPr>
-      </w:pPr>
-      <w:r>
-        <w:rPr>
-          <w:rFonts w:ascii="Georgia Pro" w:eastAsia="Georgia Pro" w:hAnsi="Georgia Pro" w:cs="Georgia Pro"/>
-          <w:color w:val="000000" w:themeColor="text1"/>
-        </w:rPr>
-        <w:t xml:space="preserve">New frontend pods created automatically </w:t>
-      </w:r>
-    </w:p>
-    <w:p>
-      <w:pPr>
-        <w:spacing w:after="0" w:line="480" w:lineRule="auto"/>
-        <w:rPr>
-          <w:rFonts w:ascii="Georgia Pro" w:eastAsia="Georgia Pro" w:hAnsi="Georgia Pro" w:cs="Georgia Pro"/>
-          <w:color w:val="000000" w:themeColor="text1"/>
-        </w:rPr>
-      </w:pPr>
-      <w:r>
-        <w:rPr>
-          <w:rFonts w:ascii="Georgia Pro" w:eastAsia="Georgia Pro" w:hAnsi="Georgia Pro" w:cs="Georgia Pro"/>
-          <w:color w:val="000000" w:themeColor="text1"/>
-        </w:rPr>
-        <w:pict w14:anchorId="62469D37">
-          <v:rect id="_x0000_i1542" style="width:0;height:1.5pt" o:hralign="center" o:hrstd="t" o:hr="t" fillcolor="#a0a0a0" stroked="f"/>
+        <w:t xml:space="preserve"> delete deployment frontend-app</w:t>
+      </w:r>
+      <w:r>
+        <w:rPr>
+          <w:rFonts w:ascii="Georgia Pro" w:eastAsia="Georgia Pro" w:hAnsi="Georgia Pro" w:cs="Georgia Pro"/>
+          <w:color w:val="000000" w:themeColor="text1"/>
+        </w:rPr>
+        <w:br/>
+      </w:r>
+      <w:proofErr w:type="spellStart"/>
+      <w:r>
+        <w:rPr>
+          <w:rFonts w:ascii="Georgia Pro" w:eastAsia="Georgia Pro" w:hAnsi="Georgia Pro" w:cs="Georgia Pro"/>
+          <w:color w:val="000000" w:themeColor="text1"/>
+        </w:rPr>
+        <w:t>kubectl</w:t>
+      </w:r>
+      <w:proofErr w:type="spellEnd"/>
+      <w:r>
+        <w:rPr>
+          <w:rFonts w:ascii="Georgia Pro" w:eastAsia="Georgia Pro" w:hAnsi="Georgia Pro" w:cs="Georgia Pro"/>
+          <w:color w:val="000000" w:themeColor="text1"/>
+        </w:rPr>
+        <w:t xml:space="preserve"> delete deployment backend-</w:t>
+      </w:r>
+      <w:proofErr w:type="spellStart"/>
+      <w:r>
+        <w:rPr>
+          <w:rFonts w:ascii="Georgia Pro" w:eastAsia="Georgia Pro" w:hAnsi="Georgia Pro" w:cs="Georgia Pro"/>
+          <w:color w:val="000000" w:themeColor="text1"/>
+        </w:rPr>
+        <w:t>api</w:t>
+      </w:r>
+      <w:proofErr w:type="spellEnd"/>
+    </w:p>
+    <w:p>
+      <w:pPr>
+        <w:spacing w:after="0" w:line="480" w:lineRule="auto"/>
+        <w:rPr>
+          <w:rFonts w:ascii="Georgia Pro" w:eastAsia="Georgia Pro" w:hAnsi="Georgia Pro" w:cs="Georgia Pro"/>
+          <w:color w:val="000000" w:themeColor="text1"/>
+        </w:rPr>
+      </w:pPr>
+      <w:r>
+        <w:rPr>
+          <w:rFonts w:ascii="Georgia Pro" w:eastAsia="Georgia Pro" w:hAnsi="Georgia Pro" w:cs="Georgia Pro"/>
+          <w:color w:val="000000" w:themeColor="text1"/>
+        </w:rPr>
+        <w:pict w14:anchorId="308BCE63">
+          <v:rect id="_x0000_i1058" style="width:0;height:1.5pt" o:hralign="center" o:hrstd="t" o:hr="t" fillcolor="#a0a0a0" stroked="f"/>
         </w:pict>
       </w:r>
     </w:p>
@@ -4115,141 +4607,7 @@
           <w:bCs/>
           <w:color w:val="000000" w:themeColor="text1"/>
         </w:rPr>
-        <w:t>Step 23: Stop Load Generation</w:t>
-      </w:r>
-    </w:p>
-    <w:p>
-      <w:pPr>
-        <w:spacing w:after="0" w:line="480" w:lineRule="auto"/>
-        <w:rPr>
-          <w:rFonts w:ascii="Georgia Pro" w:eastAsia="Georgia Pro" w:hAnsi="Georgia Pro" w:cs="Georgia Pro"/>
-          <w:color w:val="000000" w:themeColor="text1"/>
-        </w:rPr>
-      </w:pPr>
-      <w:r>
-        <w:rPr>
-          <w:rFonts w:ascii="Georgia Pro" w:eastAsia="Georgia Pro" w:hAnsi="Georgia Pro" w:cs="Georgia Pro"/>
-          <w:color w:val="000000" w:themeColor="text1"/>
-        </w:rPr>
-        <w:t>Return to load-generator pod:</w:t>
-      </w:r>
-    </w:p>
-    <w:p>
-      <w:pPr>
-        <w:spacing w:after="0" w:line="480" w:lineRule="auto"/>
-        <w:rPr>
-          <w:rFonts w:ascii="Georgia Pro" w:eastAsia="Georgia Pro" w:hAnsi="Georgia Pro" w:cs="Georgia Pro"/>
-          <w:color w:val="000000" w:themeColor="text1"/>
-        </w:rPr>
-      </w:pPr>
-      <w:r>
-        <w:rPr>
-          <w:rFonts w:ascii="Georgia Pro" w:eastAsia="Georgia Pro" w:hAnsi="Georgia Pro" w:cs="Georgia Pro"/>
-          <w:color w:val="000000" w:themeColor="text1"/>
-        </w:rPr>
-        <w:t>Press:</w:t>
-      </w:r>
-    </w:p>
-    <w:p>
-      <w:pPr>
-        <w:spacing w:after="0" w:line="480" w:lineRule="auto"/>
-        <w:rPr>
-          <w:rFonts w:ascii="Georgia Pro" w:eastAsia="Georgia Pro" w:hAnsi="Georgia Pro" w:cs="Georgia Pro"/>
-          <w:color w:val="000000" w:themeColor="text1"/>
-        </w:rPr>
-      </w:pPr>
-      <w:r>
-        <w:rPr>
-          <w:rFonts w:ascii="Georgia Pro" w:eastAsia="Georgia Pro" w:hAnsi="Georgia Pro" w:cs="Georgia Pro"/>
-          <w:color w:val="000000" w:themeColor="text1"/>
-        </w:rPr>
-        <w:t>CTRL + C</w:t>
-      </w:r>
-    </w:p>
-    <w:p>
-      <w:pPr>
-        <w:spacing w:after="0" w:line="480" w:lineRule="auto"/>
-        <w:rPr>
-          <w:rFonts w:ascii="Georgia Pro" w:eastAsia="Georgia Pro" w:hAnsi="Georgia Pro" w:cs="Georgia Pro"/>
-          <w:color w:val="000000" w:themeColor="text1"/>
-        </w:rPr>
-      </w:pPr>
-      <w:r>
-        <w:rPr>
-          <w:rFonts w:ascii="Georgia Pro" w:eastAsia="Georgia Pro" w:hAnsi="Georgia Pro" w:cs="Georgia Pro"/>
-          <w:color w:val="000000" w:themeColor="text1"/>
-        </w:rPr>
-        <w:t>Exit pod:</w:t>
-      </w:r>
-    </w:p>
-    <w:p>
-      <w:pPr>
-        <w:spacing w:after="0" w:line="480" w:lineRule="auto"/>
-        <w:rPr>
-          <w:rFonts w:ascii="Georgia Pro" w:eastAsia="Georgia Pro" w:hAnsi="Georgia Pro" w:cs="Georgia Pro"/>
-          <w:color w:val="000000" w:themeColor="text1"/>
-        </w:rPr>
-      </w:pPr>
-      <w:r>
-        <w:rPr>
-          <w:rFonts w:ascii="Georgia Pro" w:eastAsia="Georgia Pro" w:hAnsi="Georgia Pro" w:cs="Georgia Pro"/>
-          <w:color w:val="000000" w:themeColor="text1"/>
-        </w:rPr>
-        <w:t>exit</w:t>
-      </w:r>
-    </w:p>
-    <w:p>
-      <w:pPr>
-        <w:spacing w:after="0" w:line="480" w:lineRule="auto"/>
-        <w:rPr>
-          <w:rFonts w:ascii="Georgia Pro" w:eastAsia="Georgia Pro" w:hAnsi="Georgia Pro" w:cs="Georgia Pro"/>
-          <w:color w:val="000000" w:themeColor="text1"/>
-        </w:rPr>
-      </w:pPr>
-      <w:r>
-        <w:rPr>
-          <w:rFonts w:ascii="Georgia Pro" w:eastAsia="Georgia Pro" w:hAnsi="Georgia Pro" w:cs="Georgia Pro"/>
-          <w:color w:val="000000" w:themeColor="text1"/>
-        </w:rPr>
-        <w:pict w14:anchorId="4A0A4024">
-          <v:rect id="_x0000_i1543" style="width:0;height:1.5pt" o:hralign="center" o:hrstd="t" o:hr="t" fillcolor="#a0a0a0" stroked="f"/>
-        </w:pict>
-      </w:r>
-    </w:p>
-    <w:p>
-      <w:pPr>
-        <w:spacing w:after="0" w:line="480" w:lineRule="auto"/>
-        <w:rPr>
-          <w:rFonts w:ascii="Georgia Pro" w:eastAsia="Georgia Pro" w:hAnsi="Georgia Pro" w:cs="Georgia Pro"/>
-          <w:b/>
-          <w:bCs/>
-          <w:color w:val="000000" w:themeColor="text1"/>
-        </w:rPr>
-      </w:pPr>
-      <w:r>
-        <w:rPr>
-          <w:rFonts w:ascii="Georgia Pro" w:eastAsia="Georgia Pro" w:hAnsi="Georgia Pro" w:cs="Georgia Pro"/>
-          <w:b/>
-          <w:bCs/>
-          <w:color w:val="000000" w:themeColor="text1"/>
-        </w:rPr>
-        <w:t>Step 24: Observe Scale Down</w:t>
-      </w:r>
-    </w:p>
-    <w:p>
-      <w:pPr>
-        <w:spacing w:after="0" w:line="480" w:lineRule="auto"/>
-        <w:rPr>
-          <w:rFonts w:ascii="Georgia Pro" w:eastAsia="Georgia Pro" w:hAnsi="Georgia Pro" w:cs="Georgia Pro"/>
-          <w:color w:val="000000" w:themeColor="text1"/>
-        </w:rPr>
-      </w:pPr>
-      <w:r>
-        <w:rPr>
-          <w:rFonts w:ascii="Georgia Pro" w:eastAsia="Georgia Pro" w:hAnsi="Georgia Pro" w:cs="Georgia Pro"/>
-          <w:color w:val="000000" w:themeColor="text1"/>
-        </w:rPr>
-        <w:t>After few minutes:</w:t>
+        <w:t>Step 29: Delete HPA</w:t>
       </w:r>
     </w:p>
     <w:p>
@@ -4275,7 +4633,6 @@
           <w:rFonts w:ascii="Georgia Pro" w:eastAsia="Georgia Pro" w:hAnsi="Georgia Pro" w:cs="Georgia Pro"/>
           <w:color w:val="000000" w:themeColor="text1"/>
         </w:rPr>
-        <w:lastRenderedPageBreak/>
         <w:t>kubectl</w:t>
       </w:r>
       <w:proofErr w:type="spellEnd"/>
@@ -4284,7 +4641,7 @@
           <w:rFonts w:ascii="Georgia Pro" w:eastAsia="Georgia Pro" w:hAnsi="Georgia Pro" w:cs="Georgia Pro"/>
           <w:color w:val="000000" w:themeColor="text1"/>
         </w:rPr>
-        <w:t xml:space="preserve"> get </w:t>
+        <w:t xml:space="preserve"> delete </w:t>
       </w:r>
       <w:proofErr w:type="spellStart"/>
       <w:r>
@@ -4295,47 +4652,29 @@
         <w:t>hpa</w:t>
       </w:r>
       <w:proofErr w:type="spellEnd"/>
-    </w:p>
-    <w:p>
-      <w:pPr>
-        <w:spacing w:after="0" w:line="480" w:lineRule="auto"/>
-        <w:rPr>
-          <w:rFonts w:ascii="Georgia Pro" w:eastAsia="Georgia Pro" w:hAnsi="Georgia Pro" w:cs="Georgia Pro"/>
-          <w:color w:val="000000" w:themeColor="text1"/>
-        </w:rPr>
-      </w:pPr>
-    </w:p>
-    <w:p>
-      <w:pPr>
-        <w:spacing w:after="0" w:line="480" w:lineRule="auto"/>
-        <w:rPr>
-          <w:rFonts w:ascii="Georgia Pro" w:eastAsia="Georgia Pro" w:hAnsi="Georgia Pro" w:cs="Georgia Pro"/>
-          <w:color w:val="000000" w:themeColor="text1"/>
-        </w:rPr>
-      </w:pPr>
-      <w:r>
-        <w:rPr>
-          <w:rFonts w:ascii="Georgia Pro" w:eastAsia="Georgia Pro" w:hAnsi="Georgia Pro" w:cs="Georgia Pro"/>
-          <w:color w:val="000000" w:themeColor="text1"/>
-        </w:rPr>
-        <w:t>Pods automatically reduce.</w:t>
-      </w:r>
-    </w:p>
-    <w:p>
-      <w:pPr>
-        <w:spacing w:after="0" w:line="480" w:lineRule="auto"/>
-        <w:rPr>
-          <w:rFonts w:ascii="Georgia Pro" w:eastAsia="Georgia Pro" w:hAnsi="Georgia Pro" w:cs="Georgia Pro"/>
-          <w:color w:val="000000" w:themeColor="text1"/>
-        </w:rPr>
-      </w:pPr>
-      <w:r>
-        <w:rPr>
-          <w:rFonts w:ascii="Georgia Pro" w:eastAsia="Georgia Pro" w:hAnsi="Georgia Pro" w:cs="Georgia Pro"/>
-          <w:color w:val="000000" w:themeColor="text1"/>
-        </w:rPr>
-        <w:pict w14:anchorId="064B73E8">
-          <v:rect id="_x0000_i1544" style="width:0;height:1.5pt" o:hralign="center" o:hrstd="t" o:hr="t" fillcolor="#a0a0a0" stroked="f"/>
+      <w:r>
+        <w:rPr>
+          <w:rFonts w:ascii="Georgia Pro" w:eastAsia="Georgia Pro" w:hAnsi="Georgia Pro" w:cs="Georgia Pro"/>
+          <w:color w:val="000000" w:themeColor="text1"/>
+        </w:rPr>
+        <w:t xml:space="preserve"> frontend-app</w:t>
+      </w:r>
+    </w:p>
+    <w:p>
+      <w:pPr>
+        <w:spacing w:after="0" w:line="480" w:lineRule="auto"/>
+        <w:rPr>
+          <w:rFonts w:ascii="Georgia Pro" w:eastAsia="Georgia Pro" w:hAnsi="Georgia Pro" w:cs="Georgia Pro"/>
+          <w:color w:val="000000" w:themeColor="text1"/>
+        </w:rPr>
+      </w:pPr>
+      <w:r>
+        <w:rPr>
+          <w:rFonts w:ascii="Georgia Pro" w:eastAsia="Georgia Pro" w:hAnsi="Georgia Pro" w:cs="Georgia Pro"/>
+          <w:color w:val="000000" w:themeColor="text1"/>
+        </w:rPr>
+        <w:pict w14:anchorId="7E797D2F">
+          <v:rect id="_x0000_i1059" style="width:0;height:1.5pt" o:hralign="center" o:hrstd="t" o:hr="t" fillcolor="#a0a0a0" stroked="f"/>
         </w:pict>
       </w:r>
     </w:p>
@@ -4349,14 +4688,25 @@
           <w:color w:val="000000" w:themeColor="text1"/>
         </w:rPr>
       </w:pPr>
-      <w:r>
+    </w:p>
+    <w:p>
+      <w:pPr>
+        <w:spacing w:after="0" w:line="480" w:lineRule="auto"/>
         <w:rPr>
           <w:rFonts w:ascii="Georgia Pro" w:eastAsia="Georgia Pro" w:hAnsi="Georgia Pro" w:cs="Georgia Pro"/>
           <w:b/>
           <w:bCs/>
           <w:color w:val="000000" w:themeColor="text1"/>
         </w:rPr>
-        <w:t>Step 25: Describe HPA</w:t>
+      </w:pPr>
+      <w:r>
+        <w:rPr>
+          <w:rFonts w:ascii="Georgia Pro" w:eastAsia="Georgia Pro" w:hAnsi="Georgia Pro" w:cs="Georgia Pro"/>
+          <w:b/>
+          <w:bCs/>
+          <w:color w:val="000000" w:themeColor="text1"/>
+        </w:rPr>
+        <w:t>Step 30: Delete AKS Cluster (Optional)</w:t>
       </w:r>
     </w:p>
     <w:p>
@@ -4382,7 +4732,7 @@
           <w:rFonts w:ascii="Georgia Pro" w:eastAsia="Georgia Pro" w:hAnsi="Georgia Pro" w:cs="Georgia Pro"/>
           <w:color w:val="000000" w:themeColor="text1"/>
         </w:rPr>
-        <w:t>kubectl</w:t>
+        <w:t>az</w:t>
       </w:r>
       <w:proofErr w:type="spellEnd"/>
       <w:r>
@@ -4390,7 +4740,7 @@
           <w:rFonts w:ascii="Georgia Pro" w:eastAsia="Georgia Pro" w:hAnsi="Georgia Pro" w:cs="Georgia Pro"/>
           <w:color w:val="000000" w:themeColor="text1"/>
         </w:rPr>
-        <w:t xml:space="preserve"> describe </w:t>
+        <w:t xml:space="preserve"> </w:t>
       </w:r>
       <w:proofErr w:type="spellStart"/>
       <w:r>
@@ -4398,6 +4748,70 @@
           <w:rFonts w:ascii="Georgia Pro" w:eastAsia="Georgia Pro" w:hAnsi="Georgia Pro" w:cs="Georgia Pro"/>
           <w:color w:val="000000" w:themeColor="text1"/>
         </w:rPr>
+        <w:t>aks</w:t>
+      </w:r>
+      <w:proofErr w:type="spellEnd"/>
+      <w:r>
+        <w:rPr>
+          <w:rFonts w:ascii="Georgia Pro" w:eastAsia="Georgia Pro" w:hAnsi="Georgia Pro" w:cs="Georgia Pro"/>
+          <w:color w:val="000000" w:themeColor="text1"/>
+        </w:rPr>
+        <w:t xml:space="preserve"> delete \</w:t>
+      </w:r>
+      <w:r>
+        <w:rPr>
+          <w:rFonts w:ascii="Georgia Pro" w:eastAsia="Georgia Pro" w:hAnsi="Georgia Pro" w:cs="Georgia Pro"/>
+          <w:color w:val="000000" w:themeColor="text1"/>
+        </w:rPr>
+        <w:br/>
+        <w:t xml:space="preserve">--resource-group </w:t>
+      </w:r>
+      <w:proofErr w:type="spellStart"/>
+      <w:r>
+        <w:rPr>
+          <w:rFonts w:ascii="Georgia Pro" w:eastAsia="Georgia Pro" w:hAnsi="Georgia Pro" w:cs="Georgia Pro"/>
+          <w:color w:val="000000" w:themeColor="text1"/>
+        </w:rPr>
+        <w:t>rg-aks-hpa</w:t>
+      </w:r>
+      <w:proofErr w:type="spellEnd"/>
+      <w:r>
+        <w:rPr>
+          <w:rFonts w:ascii="Georgia Pro" w:eastAsia="Georgia Pro" w:hAnsi="Georgia Pro" w:cs="Georgia Pro"/>
+          <w:color w:val="000000" w:themeColor="text1"/>
+        </w:rPr>
+        <w:t xml:space="preserve"> \</w:t>
+      </w:r>
+      <w:r>
+        <w:rPr>
+          <w:rFonts w:ascii="Georgia Pro" w:eastAsia="Georgia Pro" w:hAnsi="Georgia Pro" w:cs="Georgia Pro"/>
+          <w:color w:val="000000" w:themeColor="text1"/>
+        </w:rPr>
+        <w:br/>
+        <w:t xml:space="preserve">--name </w:t>
+      </w:r>
+      <w:proofErr w:type="spellStart"/>
+      <w:r>
+        <w:rPr>
+          <w:rFonts w:ascii="Georgia Pro" w:eastAsia="Georgia Pro" w:hAnsi="Georgia Pro" w:cs="Georgia Pro"/>
+          <w:color w:val="000000" w:themeColor="text1"/>
+        </w:rPr>
+        <w:t>aks</w:t>
+      </w:r>
+      <w:proofErr w:type="spellEnd"/>
+      <w:r>
+        <w:rPr>
+          <w:rFonts w:ascii="Georgia Pro" w:eastAsia="Georgia Pro" w:hAnsi="Georgia Pro" w:cs="Georgia Pro"/>
+          <w:color w:val="000000" w:themeColor="text1"/>
+        </w:rPr>
+        <w:t>-</w:t>
+      </w:r>
+      <w:proofErr w:type="spellStart"/>
+      <w:r>
+        <w:rPr>
+          <w:rFonts w:ascii="Georgia Pro" w:eastAsia="Georgia Pro" w:hAnsi="Georgia Pro" w:cs="Georgia Pro"/>
+          <w:color w:val="000000" w:themeColor="text1"/>
+        </w:rPr>
         <w:t>hpa</w:t>
       </w:r>
       <w:proofErr w:type="spellEnd"/>
@@ -4406,129 +4820,32 @@
           <w:rFonts w:ascii="Georgia Pro" w:eastAsia="Georgia Pro" w:hAnsi="Georgia Pro" w:cs="Georgia Pro"/>
           <w:color w:val="000000" w:themeColor="text1"/>
         </w:rPr>
-        <w:t xml:space="preserve"> frontend-app</w:t>
-      </w:r>
-    </w:p>
-    <w:p>
-      <w:pPr>
-        <w:spacing w:after="0" w:line="480" w:lineRule="auto"/>
-        <w:rPr>
-          <w:rFonts w:ascii="Georgia Pro" w:eastAsia="Georgia Pro" w:hAnsi="Georgia Pro" w:cs="Georgia Pro"/>
-          <w:color w:val="000000" w:themeColor="text1"/>
-        </w:rPr>
-      </w:pPr>
-    </w:p>
-    <w:p>
-      <w:pPr>
-        <w:spacing w:after="0" w:line="480" w:lineRule="auto"/>
-        <w:rPr>
-          <w:rFonts w:ascii="Georgia Pro" w:eastAsia="Georgia Pro" w:hAnsi="Georgia Pro" w:cs="Georgia Pro"/>
-          <w:color w:val="000000" w:themeColor="text1"/>
-        </w:rPr>
-      </w:pPr>
-      <w:r>
-        <w:rPr>
-          <w:rFonts w:ascii="Georgia Pro" w:eastAsia="Georgia Pro" w:hAnsi="Georgia Pro" w:cs="Georgia Pro"/>
-          <w:color w:val="000000" w:themeColor="text1"/>
-        </w:rPr>
-        <w:t>This shows:</w:t>
-      </w:r>
-    </w:p>
-    <w:p>
-      <w:pPr>
-        <w:numPr>
-          <w:ilvl w:val="0"/>
-          <w:numId w:val="30"/>
-        </w:numPr>
-        <w:spacing w:after="0" w:line="480" w:lineRule="auto"/>
-        <w:rPr>
-          <w:rFonts w:ascii="Georgia Pro" w:eastAsia="Georgia Pro" w:hAnsi="Georgia Pro" w:cs="Georgia Pro"/>
-          <w:color w:val="000000" w:themeColor="text1"/>
-        </w:rPr>
-      </w:pPr>
-      <w:r>
-        <w:rPr>
-          <w:rFonts w:ascii="Georgia Pro" w:eastAsia="Georgia Pro" w:hAnsi="Georgia Pro" w:cs="Georgia Pro"/>
-          <w:color w:val="000000" w:themeColor="text1"/>
-        </w:rPr>
-        <w:t xml:space="preserve">Current CPU </w:t>
-      </w:r>
-    </w:p>
-    <w:p>
-      <w:pPr>
-        <w:numPr>
-          <w:ilvl w:val="0"/>
-          <w:numId w:val="30"/>
-        </w:numPr>
-        <w:spacing w:after="0" w:line="480" w:lineRule="auto"/>
-        <w:rPr>
-          <w:rFonts w:ascii="Georgia Pro" w:eastAsia="Georgia Pro" w:hAnsi="Georgia Pro" w:cs="Georgia Pro"/>
-          <w:color w:val="000000" w:themeColor="text1"/>
-        </w:rPr>
-      </w:pPr>
-      <w:r>
-        <w:rPr>
-          <w:rFonts w:ascii="Georgia Pro" w:eastAsia="Georgia Pro" w:hAnsi="Georgia Pro" w:cs="Georgia Pro"/>
-          <w:color w:val="000000" w:themeColor="text1"/>
-        </w:rPr>
-        <w:t xml:space="preserve">Min replicas </w:t>
-      </w:r>
-    </w:p>
-    <w:p>
-      <w:pPr>
-        <w:numPr>
-          <w:ilvl w:val="0"/>
-          <w:numId w:val="30"/>
-        </w:numPr>
-        <w:spacing w:after="0" w:line="480" w:lineRule="auto"/>
-        <w:rPr>
-          <w:rFonts w:ascii="Georgia Pro" w:eastAsia="Georgia Pro" w:hAnsi="Georgia Pro" w:cs="Georgia Pro"/>
-          <w:color w:val="000000" w:themeColor="text1"/>
-        </w:rPr>
-      </w:pPr>
-      <w:r>
-        <w:rPr>
-          <w:rFonts w:ascii="Georgia Pro" w:eastAsia="Georgia Pro" w:hAnsi="Georgia Pro" w:cs="Georgia Pro"/>
-          <w:color w:val="000000" w:themeColor="text1"/>
-        </w:rPr>
-        <w:t xml:space="preserve">Max replicas </w:t>
-      </w:r>
-    </w:p>
-    <w:p>
-      <w:pPr>
-        <w:numPr>
-          <w:ilvl w:val="0"/>
-          <w:numId w:val="30"/>
-        </w:numPr>
-        <w:spacing w:after="0" w:line="480" w:lineRule="auto"/>
-        <w:rPr>
-          <w:rFonts w:ascii="Georgia Pro" w:eastAsia="Georgia Pro" w:hAnsi="Georgia Pro" w:cs="Georgia Pro"/>
-          <w:color w:val="000000" w:themeColor="text1"/>
-        </w:rPr>
-      </w:pPr>
-      <w:r>
-        <w:rPr>
-          <w:rFonts w:ascii="Georgia Pro" w:eastAsia="Georgia Pro" w:hAnsi="Georgia Pro" w:cs="Georgia Pro"/>
-          <w:color w:val="000000" w:themeColor="text1"/>
-        </w:rPr>
-        <w:t xml:space="preserve">Scaling events </w:t>
-      </w:r>
-    </w:p>
-    <w:p>
-      <w:pPr>
-        <w:spacing w:after="0" w:line="480" w:lineRule="auto"/>
-        <w:rPr>
-          <w:rFonts w:ascii="Georgia Pro" w:eastAsia="Georgia Pro" w:hAnsi="Georgia Pro" w:cs="Georgia Pro"/>
-          <w:color w:val="000000" w:themeColor="text1"/>
-        </w:rPr>
-      </w:pPr>
-      <w:r>
-        <w:rPr>
-          <w:rFonts w:ascii="Georgia Pro" w:eastAsia="Georgia Pro" w:hAnsi="Georgia Pro" w:cs="Georgia Pro"/>
-          <w:color w:val="000000" w:themeColor="text1"/>
-        </w:rPr>
-        <w:pict w14:anchorId="17AA420E">
-          <v:rect id="_x0000_i1545" style="width:0;height:1.5pt" o:hralign="center" o:hrstd="t" o:hr="t" fillcolor="#a0a0a0" stroked="f"/>
+        <w:t>-cluster \</w:t>
+      </w:r>
+      <w:r>
+        <w:rPr>
+          <w:rFonts w:ascii="Georgia Pro" w:eastAsia="Georgia Pro" w:hAnsi="Georgia Pro" w:cs="Georgia Pro"/>
+          <w:color w:val="000000" w:themeColor="text1"/>
+        </w:rPr>
+        <w:br/>
+        <w:t>--yes</w:t>
+      </w:r>
+    </w:p>
+    <w:p>
+      <w:pPr>
+        <w:spacing w:after="0" w:line="480" w:lineRule="auto"/>
+        <w:rPr>
+          <w:rFonts w:ascii="Georgia Pro" w:eastAsia="Georgia Pro" w:hAnsi="Georgia Pro" w:cs="Georgia Pro"/>
+          <w:color w:val="000000" w:themeColor="text1"/>
+        </w:rPr>
+      </w:pPr>
+      <w:r>
+        <w:rPr>
+          <w:rFonts w:ascii="Georgia Pro" w:eastAsia="Georgia Pro" w:hAnsi="Georgia Pro" w:cs="Georgia Pro"/>
+          <w:color w:val="000000" w:themeColor="text1"/>
+        </w:rPr>
+        <w:pict w14:anchorId="15C47062">
+          <v:rect id="_x0000_i1060" style="width:0;height:1.5pt" o:hralign="center" o:hrstd="t" o:hr="t" fillcolor="#a0a0a0" stroked="f"/>
         </w:pict>
       </w:r>
     </w:p>
@@ -4549,7 +4866,7 @@
           <w:bCs/>
           <w:color w:val="000000" w:themeColor="text1"/>
         </w:rPr>
-        <w:t>Step 26: Delete Load Generator</w:t>
+        <w:t>Step 31: Delete Resource Group (Optional)</w:t>
       </w:r>
     </w:p>
     <w:p>
@@ -4575,7 +4892,7 @@
           <w:rFonts w:ascii="Georgia Pro" w:eastAsia="Georgia Pro" w:hAnsi="Georgia Pro" w:cs="Georgia Pro"/>
           <w:color w:val="000000" w:themeColor="text1"/>
         </w:rPr>
-        <w:t>kubectl</w:t>
+        <w:t>az</w:t>
       </w:r>
       <w:proofErr w:type="spellEnd"/>
       <w:r>
@@ -4583,24 +4900,65 @@
           <w:rFonts w:ascii="Georgia Pro" w:eastAsia="Georgia Pro" w:hAnsi="Georgia Pro" w:cs="Georgia Pro"/>
           <w:color w:val="000000" w:themeColor="text1"/>
         </w:rPr>
-        <w:t xml:space="preserve"> delete pod load-generator</w:t>
-      </w:r>
-    </w:p>
-    <w:p>
-      <w:pPr>
-        <w:spacing w:after="0" w:line="480" w:lineRule="auto"/>
-        <w:rPr>
-          <w:rFonts w:ascii="Georgia Pro" w:eastAsia="Georgia Pro" w:hAnsi="Georgia Pro" w:cs="Georgia Pro"/>
-          <w:color w:val="000000" w:themeColor="text1"/>
-        </w:rPr>
-      </w:pPr>
-      <w:r>
-        <w:rPr>
-          <w:rFonts w:ascii="Georgia Pro" w:eastAsia="Georgia Pro" w:hAnsi="Georgia Pro" w:cs="Georgia Pro"/>
-          <w:color w:val="000000" w:themeColor="text1"/>
-        </w:rPr>
-        <w:pict w14:anchorId="79B4E474">
-          <v:rect id="_x0000_i1546" style="width:0;height:1.5pt" o:hralign="center" o:hrstd="t" o:hr="t" fillcolor="#a0a0a0" stroked="f"/>
+        <w:t xml:space="preserve"> group delete \</w:t>
+      </w:r>
+      <w:r>
+        <w:rPr>
+          <w:rFonts w:ascii="Georgia Pro" w:eastAsia="Georgia Pro" w:hAnsi="Georgia Pro" w:cs="Georgia Pro"/>
+          <w:color w:val="000000" w:themeColor="text1"/>
+        </w:rPr>
+        <w:br/>
+        <w:t xml:space="preserve">--name </w:t>
+      </w:r>
+      <w:proofErr w:type="spellStart"/>
+      <w:proofErr w:type="gramStart"/>
+      <w:r>
+        <w:rPr>
+          <w:rFonts w:ascii="Georgia Pro" w:eastAsia="Georgia Pro" w:hAnsi="Georgia Pro" w:cs="Georgia Pro"/>
+          <w:color w:val="000000" w:themeColor="text1"/>
+        </w:rPr>
+        <w:t>rg-</w:t>
+      </w:r>
+      <w:proofErr w:type="gramEnd"/>
+      <w:r>
+        <w:rPr>
+          <w:rFonts w:ascii="Georgia Pro" w:eastAsia="Georgia Pro" w:hAnsi="Georgia Pro" w:cs="Georgia Pro"/>
+          <w:color w:val="000000" w:themeColor="text1"/>
+        </w:rPr>
+        <w:t>aks-hpa</w:t>
+      </w:r>
+      <w:proofErr w:type="spellEnd"/>
+      <w:r>
+        <w:rPr>
+          <w:rFonts w:ascii="Georgia Pro" w:eastAsia="Georgia Pro" w:hAnsi="Georgia Pro" w:cs="Georgia Pro"/>
+          <w:color w:val="000000" w:themeColor="text1"/>
+        </w:rPr>
+        <w:t xml:space="preserve"> \</w:t>
+      </w:r>
+      <w:r>
+        <w:rPr>
+          <w:rFonts w:ascii="Georgia Pro" w:eastAsia="Georgia Pro" w:hAnsi="Georgia Pro" w:cs="Georgia Pro"/>
+          <w:color w:val="000000" w:themeColor="text1"/>
+        </w:rPr>
+        <w:br/>
+        <w:t>--yes</w:t>
+      </w:r>
+    </w:p>
+    <w:p>
+      <w:pPr>
+        <w:spacing w:after="0" w:line="480" w:lineRule="auto"/>
+        <w:rPr>
+          <w:rFonts w:ascii="Georgia Pro" w:eastAsia="Georgia Pro" w:hAnsi="Georgia Pro" w:cs="Georgia Pro"/>
+          <w:color w:val="000000" w:themeColor="text1"/>
+        </w:rPr>
+      </w:pPr>
+      <w:r>
+        <w:rPr>
+          <w:rFonts w:ascii="Georgia Pro" w:eastAsia="Georgia Pro" w:hAnsi="Georgia Pro" w:cs="Georgia Pro"/>
+          <w:color w:val="000000" w:themeColor="text1"/>
+        </w:rPr>
+        <w:pict w14:anchorId="2C182044">
+          <v:rect id="_x0000_i1061" style="width:0;height:1.5pt" o:hralign="center" o:hrstd="t" o:hr="t" fillcolor="#a0a0a0" stroked="f"/>
         </w:pict>
       </w:r>
     </w:p>
@@ -4621,571 +4979,23 @@
           <w:bCs/>
           <w:color w:val="000000" w:themeColor="text1"/>
         </w:rPr>
-        <w:t>Step 27: Cleanup Frontend Service</w:t>
-      </w:r>
-    </w:p>
-    <w:p>
-      <w:pPr>
-        <w:pBdr>
-          <w:top w:val="single" w:sz="4" w:space="1" w:color="auto"/>
-          <w:left w:val="single" w:sz="4" w:space="4" w:color="auto"/>
-          <w:bottom w:val="single" w:sz="4" w:space="1" w:color="auto"/>
-          <w:right w:val="single" w:sz="4" w:space="4" w:color="auto"/>
-          <w:between w:val="single" w:sz="4" w:space="1" w:color="auto"/>
-          <w:bar w:val="single" w:sz="4" w:color="auto"/>
-        </w:pBdr>
-        <w:shd w:val="clear" w:color="auto" w:fill="F2F2F2" w:themeFill="background1" w:themeFillShade="F2"/>
-        <w:spacing w:after="0" w:line="480" w:lineRule="auto"/>
-        <w:rPr>
-          <w:rFonts w:ascii="Georgia Pro" w:eastAsia="Georgia Pro" w:hAnsi="Georgia Pro" w:cs="Georgia Pro"/>
-          <w:color w:val="000000" w:themeColor="text1"/>
-        </w:rPr>
-      </w:pPr>
-      <w:proofErr w:type="spellStart"/>
-      <w:r>
-        <w:rPr>
-          <w:rFonts w:ascii="Georgia Pro" w:eastAsia="Georgia Pro" w:hAnsi="Georgia Pro" w:cs="Georgia Pro"/>
-          <w:color w:val="000000" w:themeColor="text1"/>
-        </w:rPr>
-        <w:t>kubectl</w:t>
-      </w:r>
-      <w:proofErr w:type="spellEnd"/>
-      <w:r>
-        <w:rPr>
-          <w:rFonts w:ascii="Georgia Pro" w:eastAsia="Georgia Pro" w:hAnsi="Georgia Pro" w:cs="Georgia Pro"/>
-          <w:color w:val="000000" w:themeColor="text1"/>
-        </w:rPr>
-        <w:t xml:space="preserve"> delete svc frontend-app</w:t>
-      </w:r>
-    </w:p>
-    <w:p>
-      <w:pPr>
-        <w:spacing w:after="0" w:line="480" w:lineRule="auto"/>
-        <w:rPr>
-          <w:rFonts w:ascii="Georgia Pro" w:eastAsia="Georgia Pro" w:hAnsi="Georgia Pro" w:cs="Georgia Pro"/>
-          <w:color w:val="000000" w:themeColor="text1"/>
-        </w:rPr>
-      </w:pPr>
-      <w:r>
-        <w:rPr>
-          <w:rFonts w:ascii="Georgia Pro" w:eastAsia="Georgia Pro" w:hAnsi="Georgia Pro" w:cs="Georgia Pro"/>
-          <w:color w:val="000000" w:themeColor="text1"/>
-        </w:rPr>
-        <w:pict w14:anchorId="2BAD4063">
-          <v:rect id="_x0000_i1547" style="width:0;height:1.5pt" o:hralign="center" o:hrstd="t" o:hr="t" fillcolor="#a0a0a0" stroked="f"/>
-        </w:pict>
-      </w:r>
-    </w:p>
-    <w:p>
-      <w:pPr>
-        <w:spacing w:after="0" w:line="480" w:lineRule="auto"/>
-        <w:rPr>
-          <w:rFonts w:ascii="Georgia Pro" w:eastAsia="Georgia Pro" w:hAnsi="Georgia Pro" w:cs="Georgia Pro"/>
-          <w:b/>
-          <w:bCs/>
-          <w:color w:val="000000" w:themeColor="text1"/>
-        </w:rPr>
-      </w:pPr>
-      <w:r>
-        <w:rPr>
-          <w:rFonts w:ascii="Georgia Pro" w:eastAsia="Georgia Pro" w:hAnsi="Georgia Pro" w:cs="Georgia Pro"/>
-          <w:b/>
-          <w:bCs/>
-          <w:color w:val="000000" w:themeColor="text1"/>
-        </w:rPr>
-        <w:t>Step 28: Cleanup Deployments</w:t>
-      </w:r>
-    </w:p>
-    <w:p>
-      <w:pPr>
-        <w:pBdr>
-          <w:top w:val="single" w:sz="4" w:space="1" w:color="auto"/>
-          <w:left w:val="single" w:sz="4" w:space="4" w:color="auto"/>
-          <w:bottom w:val="single" w:sz="4" w:space="1" w:color="auto"/>
-          <w:right w:val="single" w:sz="4" w:space="4" w:color="auto"/>
-          <w:between w:val="single" w:sz="4" w:space="1" w:color="auto"/>
-          <w:bar w:val="single" w:sz="4" w:color="auto"/>
-        </w:pBdr>
-        <w:shd w:val="clear" w:color="auto" w:fill="F2F2F2" w:themeFill="background1" w:themeFillShade="F2"/>
-        <w:spacing w:after="0" w:line="480" w:lineRule="auto"/>
-        <w:rPr>
-          <w:rFonts w:ascii="Georgia Pro" w:eastAsia="Georgia Pro" w:hAnsi="Georgia Pro" w:cs="Georgia Pro"/>
-          <w:color w:val="000000" w:themeColor="text1"/>
-        </w:rPr>
-      </w:pPr>
-      <w:proofErr w:type="spellStart"/>
-      <w:r>
-        <w:rPr>
-          <w:rFonts w:ascii="Georgia Pro" w:eastAsia="Georgia Pro" w:hAnsi="Georgia Pro" w:cs="Georgia Pro"/>
-          <w:color w:val="000000" w:themeColor="text1"/>
-        </w:rPr>
-        <w:t>kubectl</w:t>
-      </w:r>
-      <w:proofErr w:type="spellEnd"/>
-      <w:r>
-        <w:rPr>
-          <w:rFonts w:ascii="Georgia Pro" w:eastAsia="Georgia Pro" w:hAnsi="Georgia Pro" w:cs="Georgia Pro"/>
-          <w:color w:val="000000" w:themeColor="text1"/>
-        </w:rPr>
-        <w:t xml:space="preserve"> delete deployment frontend-app</w:t>
-      </w:r>
-      <w:r>
-        <w:rPr>
-          <w:rFonts w:ascii="Georgia Pro" w:eastAsia="Georgia Pro" w:hAnsi="Georgia Pro" w:cs="Georgia Pro"/>
-          <w:color w:val="000000" w:themeColor="text1"/>
-        </w:rPr>
-        <w:br/>
-      </w:r>
-      <w:proofErr w:type="spellStart"/>
-      <w:r>
-        <w:rPr>
-          <w:rFonts w:ascii="Georgia Pro" w:eastAsia="Georgia Pro" w:hAnsi="Georgia Pro" w:cs="Georgia Pro"/>
-          <w:color w:val="000000" w:themeColor="text1"/>
-        </w:rPr>
-        <w:t>kubectl</w:t>
-      </w:r>
-      <w:proofErr w:type="spellEnd"/>
-      <w:r>
-        <w:rPr>
-          <w:rFonts w:ascii="Georgia Pro" w:eastAsia="Georgia Pro" w:hAnsi="Georgia Pro" w:cs="Georgia Pro"/>
-          <w:color w:val="000000" w:themeColor="text1"/>
-        </w:rPr>
-        <w:t xml:space="preserve"> delete deployment backend-</w:t>
-      </w:r>
-      <w:proofErr w:type="spellStart"/>
-      <w:r>
-        <w:rPr>
-          <w:rFonts w:ascii="Georgia Pro" w:eastAsia="Georgia Pro" w:hAnsi="Georgia Pro" w:cs="Georgia Pro"/>
-          <w:color w:val="000000" w:themeColor="text1"/>
-        </w:rPr>
-        <w:t>api</w:t>
-      </w:r>
-      <w:proofErr w:type="spellEnd"/>
-    </w:p>
-    <w:p>
-      <w:pPr>
-        <w:spacing w:after="0" w:line="480" w:lineRule="auto"/>
-        <w:rPr>
-          <w:rFonts w:ascii="Georgia Pro" w:eastAsia="Georgia Pro" w:hAnsi="Georgia Pro" w:cs="Georgia Pro"/>
-          <w:color w:val="000000" w:themeColor="text1"/>
-        </w:rPr>
-      </w:pPr>
-      <w:r>
-        <w:rPr>
-          <w:rFonts w:ascii="Georgia Pro" w:eastAsia="Georgia Pro" w:hAnsi="Georgia Pro" w:cs="Georgia Pro"/>
-          <w:color w:val="000000" w:themeColor="text1"/>
-        </w:rPr>
-        <w:pict w14:anchorId="308BCE63">
-          <v:rect id="_x0000_i1548" style="width:0;height:1.5pt" o:hralign="center" o:hrstd="t" o:hr="t" fillcolor="#a0a0a0" stroked="f"/>
-        </w:pict>
-      </w:r>
-    </w:p>
-    <w:p>
-      <w:pPr>
-        <w:spacing w:after="0" w:line="480" w:lineRule="auto"/>
-        <w:rPr>
-          <w:rFonts w:ascii="Georgia Pro" w:eastAsia="Georgia Pro" w:hAnsi="Georgia Pro" w:cs="Georgia Pro"/>
-          <w:b/>
-          <w:bCs/>
-          <w:color w:val="000000" w:themeColor="text1"/>
-        </w:rPr>
-      </w:pPr>
-      <w:r>
-        <w:rPr>
-          <w:rFonts w:ascii="Georgia Pro" w:eastAsia="Georgia Pro" w:hAnsi="Georgia Pro" w:cs="Georgia Pro"/>
-          <w:b/>
-          <w:bCs/>
-          <w:color w:val="000000" w:themeColor="text1"/>
-        </w:rPr>
-        <w:t>Step 29: Delete HPA</w:t>
-      </w:r>
-    </w:p>
-    <w:p>
-      <w:pPr>
-        <w:pBdr>
-          <w:top w:val="single" w:sz="4" w:space="1" w:color="auto"/>
-          <w:left w:val="single" w:sz="4" w:space="4" w:color="auto"/>
-          <w:bottom w:val="single" w:sz="4" w:space="1" w:color="auto"/>
-          <w:right w:val="single" w:sz="4" w:space="4" w:color="auto"/>
-          <w:between w:val="single" w:sz="4" w:space="1" w:color="auto"/>
-          <w:bar w:val="single" w:sz="4" w:color="auto"/>
-        </w:pBdr>
-        <w:shd w:val="clear" w:color="auto" w:fill="F2F2F2" w:themeFill="background1" w:themeFillShade="F2"/>
-        <w:spacing w:after="0" w:line="480" w:lineRule="auto"/>
-        <w:rPr>
-          <w:rFonts w:ascii="Georgia Pro" w:eastAsia="Georgia Pro" w:hAnsi="Georgia Pro" w:cs="Georgia Pro"/>
-          <w:color w:val="000000" w:themeColor="text1"/>
-        </w:rPr>
-      </w:pPr>
-      <w:proofErr w:type="spellStart"/>
-      <w:r>
-        <w:rPr>
-          <w:rFonts w:ascii="Georgia Pro" w:eastAsia="Georgia Pro" w:hAnsi="Georgia Pro" w:cs="Georgia Pro"/>
-          <w:color w:val="000000" w:themeColor="text1"/>
-        </w:rPr>
-        <w:t>kubectl</w:t>
-      </w:r>
-      <w:proofErr w:type="spellEnd"/>
-      <w:r>
-        <w:rPr>
-          <w:rFonts w:ascii="Georgia Pro" w:eastAsia="Georgia Pro" w:hAnsi="Georgia Pro" w:cs="Georgia Pro"/>
-          <w:color w:val="000000" w:themeColor="text1"/>
-        </w:rPr>
-        <w:t xml:space="preserve"> delete </w:t>
-      </w:r>
-      <w:proofErr w:type="spellStart"/>
-      <w:r>
-        <w:rPr>
-          <w:rFonts w:ascii="Georgia Pro" w:eastAsia="Georgia Pro" w:hAnsi="Georgia Pro" w:cs="Georgia Pro"/>
-          <w:color w:val="000000" w:themeColor="text1"/>
-        </w:rPr>
-        <w:t>hpa</w:t>
-      </w:r>
-      <w:proofErr w:type="spellEnd"/>
-      <w:r>
-        <w:rPr>
-          <w:rFonts w:ascii="Georgia Pro" w:eastAsia="Georgia Pro" w:hAnsi="Georgia Pro" w:cs="Georgia Pro"/>
-          <w:color w:val="000000" w:themeColor="text1"/>
-        </w:rPr>
-        <w:t xml:space="preserve"> frontend-app</w:t>
-      </w:r>
-    </w:p>
-    <w:p>
-      <w:pPr>
-        <w:spacing w:after="0" w:line="480" w:lineRule="auto"/>
-        <w:rPr>
-          <w:rFonts w:ascii="Georgia Pro" w:eastAsia="Georgia Pro" w:hAnsi="Georgia Pro" w:cs="Georgia Pro"/>
-          <w:color w:val="000000" w:themeColor="text1"/>
-        </w:rPr>
-      </w:pPr>
-      <w:r>
-        <w:rPr>
-          <w:rFonts w:ascii="Georgia Pro" w:eastAsia="Georgia Pro" w:hAnsi="Georgia Pro" w:cs="Georgia Pro"/>
-          <w:color w:val="000000" w:themeColor="text1"/>
-        </w:rPr>
-        <w:pict w14:anchorId="7E797D2F">
-          <v:rect id="_x0000_i1549" style="width:0;height:1.5pt" o:hralign="center" o:hrstd="t" o:hr="t" fillcolor="#a0a0a0" stroked="f"/>
-        </w:pict>
-      </w:r>
-    </w:p>
-    <w:p>
-      <w:pPr>
-        <w:spacing w:after="0" w:line="480" w:lineRule="auto"/>
-        <w:rPr>
-          <w:rFonts w:ascii="Georgia Pro" w:eastAsia="Georgia Pro" w:hAnsi="Georgia Pro" w:cs="Georgia Pro"/>
-          <w:b/>
-          <w:bCs/>
-          <w:color w:val="000000" w:themeColor="text1"/>
-        </w:rPr>
-      </w:pPr>
-    </w:p>
-    <w:p>
-      <w:pPr>
-        <w:spacing w:after="0" w:line="480" w:lineRule="auto"/>
-        <w:rPr>
-          <w:rFonts w:ascii="Georgia Pro" w:eastAsia="Georgia Pro" w:hAnsi="Georgia Pro" w:cs="Georgia Pro"/>
-          <w:b/>
-          <w:bCs/>
-          <w:color w:val="000000" w:themeColor="text1"/>
-        </w:rPr>
-      </w:pPr>
-      <w:r>
-        <w:rPr>
-          <w:rFonts w:ascii="Georgia Pro" w:eastAsia="Georgia Pro" w:hAnsi="Georgia Pro" w:cs="Georgia Pro"/>
-          <w:b/>
-          <w:bCs/>
+        <w:t>Expected Outcome</w:t>
+      </w:r>
+    </w:p>
+    <w:p>
+      <w:pPr>
+        <w:spacing w:after="0" w:line="480" w:lineRule="auto"/>
+        <w:rPr>
+          <w:rFonts w:ascii="Georgia Pro" w:eastAsia="Georgia Pro" w:hAnsi="Georgia Pro" w:cs="Georgia Pro"/>
+          <w:color w:val="000000" w:themeColor="text1"/>
+        </w:rPr>
+      </w:pPr>
+      <w:r>
+        <w:rPr>
+          <w:rFonts w:ascii="Georgia Pro" w:eastAsia="Georgia Pro" w:hAnsi="Georgia Pro" w:cs="Georgia Pro"/>
           <w:color w:val="000000" w:themeColor="text1"/>
         </w:rPr>
         <w:lastRenderedPageBreak/>
-        <w:t>Step 30: Delete AKS Cluster (Optional)</w:t>
-      </w:r>
-    </w:p>
-    <w:p>
-      <w:pPr>
-        <w:pBdr>
-          <w:top w:val="single" w:sz="4" w:space="1" w:color="auto"/>
-          <w:left w:val="single" w:sz="4" w:space="4" w:color="auto"/>
-          <w:bottom w:val="single" w:sz="4" w:space="1" w:color="auto"/>
-          <w:right w:val="single" w:sz="4" w:space="4" w:color="auto"/>
-          <w:between w:val="single" w:sz="4" w:space="1" w:color="auto"/>
-          <w:bar w:val="single" w:sz="4" w:color="auto"/>
-        </w:pBdr>
-        <w:shd w:val="clear" w:color="auto" w:fill="F2F2F2" w:themeFill="background1" w:themeFillShade="F2"/>
-        <w:spacing w:after="0" w:line="480" w:lineRule="auto"/>
-        <w:rPr>
-          <w:rFonts w:ascii="Georgia Pro" w:eastAsia="Georgia Pro" w:hAnsi="Georgia Pro" w:cs="Georgia Pro"/>
-          <w:color w:val="000000" w:themeColor="text1"/>
-        </w:rPr>
-      </w:pPr>
-      <w:proofErr w:type="spellStart"/>
-      <w:r>
-        <w:rPr>
-          <w:rFonts w:ascii="Georgia Pro" w:eastAsia="Georgia Pro" w:hAnsi="Georgia Pro" w:cs="Georgia Pro"/>
-          <w:color w:val="000000" w:themeColor="text1"/>
-        </w:rPr>
-        <w:t>az</w:t>
-      </w:r>
-      <w:proofErr w:type="spellEnd"/>
-      <w:r>
-        <w:rPr>
-          <w:rFonts w:ascii="Georgia Pro" w:eastAsia="Georgia Pro" w:hAnsi="Georgia Pro" w:cs="Georgia Pro"/>
-          <w:color w:val="000000" w:themeColor="text1"/>
-        </w:rPr>
-        <w:t xml:space="preserve"> </w:t>
-      </w:r>
-      <w:proofErr w:type="spellStart"/>
-      <w:r>
-        <w:rPr>
-          <w:rFonts w:ascii="Georgia Pro" w:eastAsia="Georgia Pro" w:hAnsi="Georgia Pro" w:cs="Georgia Pro"/>
-          <w:color w:val="000000" w:themeColor="text1"/>
-        </w:rPr>
-        <w:t>aks</w:t>
-      </w:r>
-      <w:proofErr w:type="spellEnd"/>
-      <w:r>
-        <w:rPr>
-          <w:rFonts w:ascii="Georgia Pro" w:eastAsia="Georgia Pro" w:hAnsi="Georgia Pro" w:cs="Georgia Pro"/>
-          <w:color w:val="000000" w:themeColor="text1"/>
-        </w:rPr>
-        <w:t xml:space="preserve"> delete \</w:t>
-      </w:r>
-      <w:r>
-        <w:rPr>
-          <w:rFonts w:ascii="Georgia Pro" w:eastAsia="Georgia Pro" w:hAnsi="Georgia Pro" w:cs="Georgia Pro"/>
-          <w:color w:val="000000" w:themeColor="text1"/>
-        </w:rPr>
-        <w:br/>
-        <w:t xml:space="preserve">--resource-group </w:t>
-      </w:r>
-      <w:proofErr w:type="spellStart"/>
-      <w:r>
-        <w:rPr>
-          <w:rFonts w:ascii="Georgia Pro" w:eastAsia="Georgia Pro" w:hAnsi="Georgia Pro" w:cs="Georgia Pro"/>
-          <w:color w:val="000000" w:themeColor="text1"/>
-        </w:rPr>
-        <w:t>rg-aks-hpa</w:t>
-      </w:r>
-      <w:proofErr w:type="spellEnd"/>
-      <w:r>
-        <w:rPr>
-          <w:rFonts w:ascii="Georgia Pro" w:eastAsia="Georgia Pro" w:hAnsi="Georgia Pro" w:cs="Georgia Pro"/>
-          <w:color w:val="000000" w:themeColor="text1"/>
-        </w:rPr>
-        <w:t xml:space="preserve"> \</w:t>
-      </w:r>
-      <w:r>
-        <w:rPr>
-          <w:rFonts w:ascii="Georgia Pro" w:eastAsia="Georgia Pro" w:hAnsi="Georgia Pro" w:cs="Georgia Pro"/>
-          <w:color w:val="000000" w:themeColor="text1"/>
-        </w:rPr>
-        <w:br/>
-        <w:t xml:space="preserve">--name </w:t>
-      </w:r>
-      <w:proofErr w:type="spellStart"/>
-      <w:r>
-        <w:rPr>
-          <w:rFonts w:ascii="Georgia Pro" w:eastAsia="Georgia Pro" w:hAnsi="Georgia Pro" w:cs="Georgia Pro"/>
-          <w:color w:val="000000" w:themeColor="text1"/>
-        </w:rPr>
-        <w:t>aks</w:t>
-      </w:r>
-      <w:proofErr w:type="spellEnd"/>
-      <w:r>
-        <w:rPr>
-          <w:rFonts w:ascii="Georgia Pro" w:eastAsia="Georgia Pro" w:hAnsi="Georgia Pro" w:cs="Georgia Pro"/>
-          <w:color w:val="000000" w:themeColor="text1"/>
-        </w:rPr>
-        <w:t>-</w:t>
-      </w:r>
-      <w:proofErr w:type="spellStart"/>
-      <w:r>
-        <w:rPr>
-          <w:rFonts w:ascii="Georgia Pro" w:eastAsia="Georgia Pro" w:hAnsi="Georgia Pro" w:cs="Georgia Pro"/>
-          <w:color w:val="000000" w:themeColor="text1"/>
-        </w:rPr>
-        <w:t>hpa</w:t>
-      </w:r>
-      <w:proofErr w:type="spellEnd"/>
-      <w:r>
-        <w:rPr>
-          <w:rFonts w:ascii="Georgia Pro" w:eastAsia="Georgia Pro" w:hAnsi="Georgia Pro" w:cs="Georgia Pro"/>
-          <w:color w:val="000000" w:themeColor="text1"/>
-        </w:rPr>
-        <w:t>-cluster \</w:t>
-      </w:r>
-      <w:r>
-        <w:rPr>
-          <w:rFonts w:ascii="Georgia Pro" w:eastAsia="Georgia Pro" w:hAnsi="Georgia Pro" w:cs="Georgia Pro"/>
-          <w:color w:val="000000" w:themeColor="text1"/>
-        </w:rPr>
-        <w:br/>
-        <w:t>--yes</w:t>
-      </w:r>
-    </w:p>
-    <w:p>
-      <w:pPr>
-        <w:spacing w:after="0" w:line="480" w:lineRule="auto"/>
-        <w:rPr>
-          <w:rFonts w:ascii="Georgia Pro" w:eastAsia="Georgia Pro" w:hAnsi="Georgia Pro" w:cs="Georgia Pro"/>
-          <w:color w:val="000000" w:themeColor="text1"/>
-        </w:rPr>
-      </w:pPr>
-      <w:r>
-        <w:rPr>
-          <w:rFonts w:ascii="Georgia Pro" w:eastAsia="Georgia Pro" w:hAnsi="Georgia Pro" w:cs="Georgia Pro"/>
-          <w:color w:val="000000" w:themeColor="text1"/>
-        </w:rPr>
-        <w:pict w14:anchorId="15C47062">
-          <v:rect id="_x0000_i1550" style="width:0;height:1.5pt" o:hralign="center" o:hrstd="t" o:hr="t" fillcolor="#a0a0a0" stroked="f"/>
-        </w:pict>
-      </w:r>
-    </w:p>
-    <w:p>
-      <w:pPr>
-        <w:spacing w:after="0" w:line="480" w:lineRule="auto"/>
-        <w:rPr>
-          <w:rFonts w:ascii="Georgia Pro" w:eastAsia="Georgia Pro" w:hAnsi="Georgia Pro" w:cs="Georgia Pro"/>
-          <w:b/>
-          <w:bCs/>
-          <w:color w:val="000000" w:themeColor="text1"/>
-        </w:rPr>
-      </w:pPr>
-      <w:r>
-        <w:rPr>
-          <w:rFonts w:ascii="Georgia Pro" w:eastAsia="Georgia Pro" w:hAnsi="Georgia Pro" w:cs="Georgia Pro"/>
-          <w:b/>
-          <w:bCs/>
-          <w:color w:val="000000" w:themeColor="text1"/>
-        </w:rPr>
-        <w:t>Step 31: Delete Resource Group (Optional)</w:t>
-      </w:r>
-    </w:p>
-    <w:p>
-      <w:pPr>
-        <w:pBdr>
-          <w:top w:val="single" w:sz="4" w:space="1" w:color="auto"/>
-          <w:left w:val="single" w:sz="4" w:space="4" w:color="auto"/>
-          <w:bottom w:val="single" w:sz="4" w:space="1" w:color="auto"/>
-          <w:right w:val="single" w:sz="4" w:space="4" w:color="auto"/>
-          <w:between w:val="single" w:sz="4" w:space="1" w:color="auto"/>
-          <w:bar w:val="single" w:sz="4" w:color="auto"/>
-        </w:pBdr>
-        <w:shd w:val="clear" w:color="auto" w:fill="F2F2F2" w:themeFill="background1" w:themeFillShade="F2"/>
-        <w:spacing w:after="0" w:line="480" w:lineRule="auto"/>
-        <w:rPr>
-          <w:rFonts w:ascii="Georgia Pro" w:eastAsia="Georgia Pro" w:hAnsi="Georgia Pro" w:cs="Georgia Pro"/>
-          <w:color w:val="000000" w:themeColor="text1"/>
-        </w:rPr>
-      </w:pPr>
-      <w:proofErr w:type="spellStart"/>
-      <w:r>
-        <w:rPr>
-          <w:rFonts w:ascii="Georgia Pro" w:eastAsia="Georgia Pro" w:hAnsi="Georgia Pro" w:cs="Georgia Pro"/>
-          <w:color w:val="000000" w:themeColor="text1"/>
-        </w:rPr>
-        <w:t>az</w:t>
-      </w:r>
-      <w:proofErr w:type="spellEnd"/>
-      <w:r>
-        <w:rPr>
-          <w:rFonts w:ascii="Georgia Pro" w:eastAsia="Georgia Pro" w:hAnsi="Georgia Pro" w:cs="Georgia Pro"/>
-          <w:color w:val="000000" w:themeColor="text1"/>
-        </w:rPr>
-        <w:t xml:space="preserve"> group delete \</w:t>
-      </w:r>
-      <w:r>
-        <w:rPr>
-          <w:rFonts w:ascii="Georgia Pro" w:eastAsia="Georgia Pro" w:hAnsi="Georgia Pro" w:cs="Georgia Pro"/>
-          <w:color w:val="000000" w:themeColor="text1"/>
-        </w:rPr>
-        <w:br/>
-        <w:t xml:space="preserve">--name </w:t>
-      </w:r>
-      <w:proofErr w:type="spellStart"/>
-      <w:proofErr w:type="gramStart"/>
-      <w:r>
-        <w:rPr>
-          <w:rFonts w:ascii="Georgia Pro" w:eastAsia="Georgia Pro" w:hAnsi="Georgia Pro" w:cs="Georgia Pro"/>
-          <w:color w:val="000000" w:themeColor="text1"/>
-        </w:rPr>
-        <w:t>rg-</w:t>
-      </w:r>
-      <w:proofErr w:type="gramEnd"/>
-      <w:r>
-        <w:rPr>
-          <w:rFonts w:ascii="Georgia Pro" w:eastAsia="Georgia Pro" w:hAnsi="Georgia Pro" w:cs="Georgia Pro"/>
-          <w:color w:val="000000" w:themeColor="text1"/>
-        </w:rPr>
-        <w:t>aks-hpa</w:t>
-      </w:r>
-      <w:proofErr w:type="spellEnd"/>
-      <w:r>
-        <w:rPr>
-          <w:rFonts w:ascii="Georgia Pro" w:eastAsia="Georgia Pro" w:hAnsi="Georgia Pro" w:cs="Georgia Pro"/>
-          <w:color w:val="000000" w:themeColor="text1"/>
-        </w:rPr>
-        <w:t xml:space="preserve"> \</w:t>
-      </w:r>
-      <w:r>
-        <w:rPr>
-          <w:rFonts w:ascii="Georgia Pro" w:eastAsia="Georgia Pro" w:hAnsi="Georgia Pro" w:cs="Georgia Pro"/>
-          <w:color w:val="000000" w:themeColor="text1"/>
-        </w:rPr>
-        <w:br/>
-        <w:t>--yes</w:t>
-      </w:r>
-    </w:p>
-    <w:p>
-      <w:pPr>
-        <w:spacing w:after="0" w:line="480" w:lineRule="auto"/>
-        <w:rPr>
-          <w:rFonts w:ascii="Georgia Pro" w:eastAsia="Georgia Pro" w:hAnsi="Georgia Pro" w:cs="Georgia Pro"/>
-          <w:color w:val="000000" w:themeColor="text1"/>
-        </w:rPr>
-      </w:pPr>
-      <w:r>
-        <w:rPr>
-          <w:rFonts w:ascii="Georgia Pro" w:eastAsia="Georgia Pro" w:hAnsi="Georgia Pro" w:cs="Georgia Pro"/>
-          <w:color w:val="000000" w:themeColor="text1"/>
-        </w:rPr>
-        <w:pict w14:anchorId="2C182044">
-          <v:rect id="_x0000_i1551" style="width:0;height:1.5pt" o:hralign="center" o:hrstd="t" o:hr="t" fillcolor="#a0a0a0" stroked="f"/>
-        </w:pict>
-      </w:r>
-    </w:p>
-    <w:p>
-      <w:pPr>
-        <w:spacing w:after="0" w:line="480" w:lineRule="auto"/>
-        <w:rPr>
-          <w:rFonts w:ascii="Georgia Pro" w:eastAsia="Georgia Pro" w:hAnsi="Georgia Pro" w:cs="Georgia Pro"/>
-          <w:b/>
-          <w:bCs/>
-          <w:color w:val="000000" w:themeColor="text1"/>
-        </w:rPr>
-      </w:pPr>
-      <w:r>
-        <w:rPr>
-          <w:rFonts w:ascii="Georgia Pro" w:eastAsia="Georgia Pro" w:hAnsi="Georgia Pro" w:cs="Georgia Pro"/>
-          <w:b/>
-          <w:bCs/>
-          <w:color w:val="000000" w:themeColor="text1"/>
-        </w:rPr>
-        <w:t>Expected Outcome</w:t>
-      </w:r>
-    </w:p>
-    <w:p>
-      <w:pPr>
-        <w:spacing w:after="0" w:line="480" w:lineRule="auto"/>
-        <w:rPr>
-          <w:rFonts w:ascii="Georgia Pro" w:eastAsia="Georgia Pro" w:hAnsi="Georgia Pro" w:cs="Georgia Pro"/>
-          <w:color w:val="000000" w:themeColor="text1"/>
-        </w:rPr>
-      </w:pPr>
-      <w:r>
-        <w:rPr>
-          <w:rFonts w:ascii="Georgia Pro" w:eastAsia="Georgia Pro" w:hAnsi="Georgia Pro" w:cs="Georgia Pro"/>
-          <w:color w:val="000000" w:themeColor="text1"/>
-        </w:rPr>
         <w:t>After completing this lab:</w:t>
       </w:r>
     </w:p>
